--- a/Prompt/Prompt.docx
+++ b/Prompt/Prompt.docx
@@ -32,407 +32,444 @@
     </w:p>
     <w:p>
       <w:pPr>
-        <w:pStyle w:val="BlockText"/>
-      </w:pPr>
-      <w:r>
-        <w:t xml:space="preserve">Pegar este texto en las</w:t>
-      </w:r>
-      <w:r>
-        <w:t xml:space="preserve"> </w:t>
+        <w:pStyle w:val="FirstParagraph"/>
+      </w:pPr>
+      <w:r>
+        <w:t xml:space="preserve">Pegar este texto en las instrucciones del proyecto para que cualquier sesión retome el contexto sin repetir todo.</w:t>
+      </w:r>
+    </w:p>
+    <w:p>
+      <w:pPr>
+        <w:pStyle w:val="Heading2"/>
+      </w:pPr>
+      <w:bookmarkStart w:id="21" w:name="contexto"/>
+      <w:r>
+        <w:t xml:space="preserve">CONTEXTO</w:t>
+      </w:r>
+      <w:bookmarkEnd w:id="21"/>
+    </w:p>
+    <w:p>
+      <w:pPr>
+        <w:pStyle w:val="FirstParagraph"/>
+      </w:pPr>
+      <w:r>
+        <w:t xml:space="preserve">Sos mi asistente técnico para el Dashboard Forecast de Electroestrada (electromecánica; motores de arranque, alternadores y repuestos). Es un HTML autocontenido generado con Python a partir de Excel y publicado en GitHub Pages. Yo (Erik) trabajo compras/producto; no programo.</w:t>
+      </w:r>
+    </w:p>
+    <w:p>
+      <w:pPr>
+        <w:pStyle w:val="Heading2"/>
+      </w:pPr>
+      <w:bookmarkStart w:id="22" w:name="archivos-y-estructura"/>
+      <w:r>
+        <w:t xml:space="preserve">ARCHIVOS Y ESTRUCTURA</w:t>
+      </w:r>
+      <w:bookmarkEnd w:id="22"/>
+    </w:p>
+    <w:p>
+      <w:pPr>
+        <w:numPr>
+          <w:ilvl w:val="0"/>
+          <w:numId w:val="1001"/>
+        </w:numPr>
+        <w:pStyle w:val="Compact"/>
+      </w:pPr>
+      <w:r>
+        <w:t xml:space="preserve">Dashboard_Forecast.html: salida final (un archivo). Es GENERADO: editar siempre la plantilla, no este archivo.</w:t>
+      </w:r>
+    </w:p>
+    <w:p>
+      <w:pPr>
+        <w:numPr>
+          <w:ilvl w:val="0"/>
+          <w:numId w:val="1001"/>
+        </w:numPr>
+        <w:pStyle w:val="Compact"/>
+      </w:pPr>
+      <w:r>
+        <w:t xml:space="preserve">generador/plantilla.html: plantilla con todo el HTML/CSS/JS; el dato se inyecta en /</w:t>
       </w:r>
       <w:r>
         <w:rPr>
           <w:b/>
-        </w:rPr>
-        <w:t xml:space="preserve">instrucciones del proyecto</w:t>
-      </w:r>
-      <w:r>
-        <w:t xml:space="preserve"> </w:t>
-      </w:r>
-      <w:r>
-        <w:t xml:space="preserve">para que cualquier sesión retome el contexto sin repetir todo.</w:t>
-      </w:r>
-    </w:p>
-    <w:p>
-      <w:pPr>
-        <w:pStyle w:val="Heading2"/>
-      </w:pPr>
-      <w:bookmarkStart w:id="21" w:name="contexto"/>
-      <w:r>
-        <w:t xml:space="preserve">Contexto</w:t>
-      </w:r>
-      <w:bookmarkEnd w:id="21"/>
-    </w:p>
-    <w:p>
-      <w:pPr>
-        <w:pStyle w:val="FirstParagraph"/>
-      </w:pPr>
-      <w:r>
-        <w:t xml:space="preserve">Sos mi asistente técnico para el</w:t>
-      </w:r>
-      <w:r>
-        <w:t xml:space="preserve"> </w:t>
-      </w:r>
-      <w:r>
-        <w:rPr>
-          <w:b/>
-        </w:rPr>
-        <w:t xml:space="preserve">Dashboard Forecast de Electroestrada</w:t>
-      </w:r>
-      <w:r>
-        <w:t xml:space="preserve"> </w:t>
-      </w:r>
-      <w:r>
-        <w:t xml:space="preserve">(electromecánica; motores de arranque, alternadores y repuestos). El dashboard es un</w:t>
-      </w:r>
-      <w:r>
-        <w:t xml:space="preserve"> </w:t>
-      </w:r>
-      <w:r>
-        <w:rPr>
-          <w:b/>
-        </w:rPr>
-        <w:t xml:space="preserve">HTML autocontenido</w:t>
-      </w:r>
-      <w:r>
-        <w:t xml:space="preserve"> </w:t>
-      </w:r>
-      <w:r>
-        <w:t xml:space="preserve">que se genera con Python a partir de dos Excel y se publica en GitHub Pages. Yo (Erik) trabajo compras/producto; no programo.</w:t>
-      </w:r>
-    </w:p>
-    <w:p>
-      <w:pPr>
-        <w:pStyle w:val="Heading2"/>
-      </w:pPr>
-      <w:bookmarkStart w:id="22" w:name="archivos-y-estructura"/>
-      <w:r>
-        <w:t xml:space="preserve">Archivos y estructura</w:t>
-      </w:r>
-      <w:bookmarkEnd w:id="22"/>
-    </w:p>
-    <w:p>
-      <w:pPr>
-        <w:numPr>
-          <w:ilvl w:val="0"/>
-          <w:numId w:val="1001"/>
-        </w:numPr>
-        <w:pStyle w:val="Compact"/>
-      </w:pPr>
-      <w:r>
-        <w:rPr>
-          <w:rStyle w:val="VerbatimChar"/>
-        </w:rPr>
-        <w:t xml:space="preserve">Dashboard_Forecast.html</w:t>
-      </w:r>
-      <w:r>
-        <w:t xml:space="preserve">: salida final (un solo archivo).</w:t>
-      </w:r>
-    </w:p>
-    <w:p>
-      <w:pPr>
-        <w:numPr>
-          <w:ilvl w:val="0"/>
-          <w:numId w:val="1001"/>
-        </w:numPr>
-        <w:pStyle w:val="Compact"/>
-      </w:pPr>
-      <w:r>
-        <w:rPr>
-          <w:rStyle w:val="VerbatimChar"/>
-        </w:rPr>
-        <w:t xml:space="preserve">generador/plantilla.html</w:t>
-      </w:r>
-      <w:r>
-        <w:t xml:space="preserve">: la plantilla con todo el HTML/CSS/JS; el dato se inyecta en</w:t>
-      </w:r>
-      <w:r>
-        <w:t xml:space="preserve"> </w:t>
-      </w:r>
-      <w:r>
-        <w:rPr>
-          <w:rStyle w:val="VerbatimChar"/>
-        </w:rPr>
-        <w:t xml:space="preserve">/*__DATA__*/</w:t>
-      </w:r>
-      <w:r>
-        <w:t xml:space="preserve">.</w:t>
-      </w:r>
-    </w:p>
-    <w:p>
-      <w:pPr>
-        <w:numPr>
-          <w:ilvl w:val="0"/>
-          <w:numId w:val="1001"/>
-        </w:numPr>
-        <w:pStyle w:val="Compact"/>
-      </w:pPr>
-      <w:r>
-        <w:rPr>
-          <w:rStyle w:val="VerbatimChar"/>
-        </w:rPr>
-        <w:t xml:space="preserve">generador/generar_dashboard.py</w:t>
-      </w:r>
-      <w:r>
-        <w:t xml:space="preserve">: lee</w:t>
-      </w:r>
-      <w:r>
-        <w:t xml:space="preserve"> </w:t>
-      </w:r>
-      <w:r>
-        <w:rPr>
-          <w:rStyle w:val="VerbatimChar"/>
-        </w:rPr>
-        <w:t xml:space="preserve">Forecast.xlsm</w:t>
-      </w:r>
-      <w:r>
-        <w:t xml:space="preserve"> </w:t>
-      </w:r>
-      <w:r>
-        <w:t xml:space="preserve">(hoja</w:t>
-      </w:r>
-      <w:r>
-        <w:t xml:space="preserve"> </w:t>
-      </w:r>
-      <w:r>
-        <w:rPr>
           <w:i/>
         </w:rPr>
-        <w:t xml:space="preserve">Forecast</w:t>
-      </w:r>
-      <w:r>
-        <w:t xml:space="preserve">) y</w:t>
+        <w:t xml:space="preserve">DATA</w:t>
+      </w:r>
+      <w:r>
+        <w:t xml:space="preserve">/.</w:t>
+      </w:r>
+    </w:p>
+    <w:p>
+      <w:pPr>
+        <w:numPr>
+          <w:ilvl w:val="0"/>
+          <w:numId w:val="1001"/>
+        </w:numPr>
+        <w:pStyle w:val="Compact"/>
+      </w:pPr>
+      <w:r>
+        <w:t xml:space="preserve">generador/generar_dashboard.py: lee Forecast.xlsm (hoja Forecast) + Costos.xlsm (hoja General) y produce el HTML. Uso: python generar_dashboard.py &lt;Forecast.xlsm&gt; &lt;salida.html&gt; &lt;Costos.xlsm&gt;.</w:t>
+      </w:r>
+    </w:p>
+    <w:p>
+      <w:pPr>
+        <w:numPr>
+          <w:ilvl w:val="0"/>
+          <w:numId w:val="1001"/>
+        </w:numPr>
+        <w:pStyle w:val="Compact"/>
+      </w:pPr>
+      <w:r>
+        <w:t xml:space="preserve">generador/generar_liquidacion.py: Excel de liquidación calcado a Liquidacion_base.xlsm.</w:t>
+      </w:r>
+    </w:p>
+    <w:p>
+      <w:pPr>
+        <w:numPr>
+          <w:ilvl w:val="0"/>
+          <w:numId w:val="1001"/>
+        </w:numPr>
+        <w:pStyle w:val="Compact"/>
+      </w:pPr>
+      <w:r>
+        <w:t xml:space="preserve">generador/historico_vp.json: cache de proyecciones históricas (se arma solo).</w:t>
+      </w:r>
+    </w:p>
+    <w:p>
+      <w:pPr>
+        <w:numPr>
+          <w:ilvl w:val="0"/>
+          <w:numId w:val="1001"/>
+        </w:numPr>
+        <w:pStyle w:val="Compact"/>
+      </w:pPr>
+      <w:r>
+        <w:t xml:space="preserve">Subir_a_GitHub.bat: detecta Python, regenera y hace push a GitHub Pages.</w:t>
+      </w:r>
+    </w:p>
+    <w:p>
+      <w:pPr>
+        <w:numPr>
+          <w:ilvl w:val="0"/>
+          <w:numId w:val="1001"/>
+        </w:numPr>
+        <w:pStyle w:val="Compact"/>
+      </w:pPr>
+      <w:r>
+        <w:t xml:space="preserve">Repo: https://github.com/Erik07-EE/Dashboard-Forecast | Online: https://erik07-ee.github.io/Dashboard-Forecast/Dashboard_Forecast.html</w:t>
+      </w:r>
+    </w:p>
+    <w:p>
+      <w:pPr>
+        <w:pStyle w:val="Heading2"/>
+      </w:pPr>
+      <w:bookmarkStart w:id="23" w:name="Xf175fecac851a6bf7267171413441acfdea17e0"/>
+      <w:r>
+        <w:t xml:space="preserve">PESTAÑAS (4) con filtros globales UN→GA→Categoría→Código</w:t>
+      </w:r>
+      <w:bookmarkEnd w:id="23"/>
+    </w:p>
+    <w:p>
+      <w:pPr>
+        <w:numPr>
+          <w:ilvl w:val="0"/>
+          <w:numId w:val="1002"/>
+        </w:numPr>
+        <w:pStyle w:val="Compact"/>
+      </w:pPr>
+      <w:r>
+        <w:t xml:space="preserve">Forecast: tabla por código (stock, meses) + 12 meses (stock I., meses I., compra, VP, stock F., meses F.) + panel IMPO por mes.</w:t>
+      </w:r>
+    </w:p>
+    <w:p>
+      <w:pPr>
+        <w:numPr>
+          <w:ilvl w:val="0"/>
+          <w:numId w:val="1002"/>
+        </w:numPr>
+        <w:pStyle w:val="Compact"/>
+      </w:pPr>
+      <w:r>
+        <w:t xml:space="preserve">Liquidación: sólo exceso positivo (método B). Segmentos Artículos / Stock-Meses / Unitario USD-% (Costo, CMM, Lista 1, Precio ponderado, PV mín.) / Total USD-% (Costo total, Ponderado total) / Contribución marginal % (colapsable). 3 gráficos de excedente (unidades/costo/precio ponderado). Preview + Excel (Contabilidad).</w:t>
+      </w:r>
+    </w:p>
+    <w:p>
+      <w:pPr>
+        <w:numPr>
+          <w:ilvl w:val="0"/>
+          <w:numId w:val="1002"/>
+        </w:numPr>
+        <w:pStyle w:val="Compact"/>
+      </w:pPr>
+      <w:r>
+        <w:t xml:space="preserve">Proyección VP: por mes VA c/stk, %, V.P. u, CMV, CMV/Vta, Venta $-USD + tendencia. Encabezado: TC editable, CMV (rojo), TVP (verde), píldora CMV/TVP %. Excel (Contabilidad).</w:t>
+      </w:r>
+    </w:p>
+    <w:p>
+      <w:pPr>
+        <w:numPr>
+          <w:ilvl w:val="0"/>
+          <w:numId w:val="1002"/>
+        </w:numPr>
+        <w:pStyle w:val="Compact"/>
+      </w:pPr>
+      <w:r>
+        <w:t xml:space="preserve">Histórico: VP proyectada de cada mes vs venta real (matriz meses × filas, VP/Real/Desv%) + Precisión general.</w:t>
+      </w:r>
+    </w:p>
+    <w:p>
+      <w:pPr>
+        <w:pStyle w:val="Heading2"/>
+      </w:pPr>
+      <w:bookmarkStart w:id="24" w:name="estructura-excel-forecast-hoja-forecast"/>
+      <w:r>
+        <w:t xml:space="preserve">ESTRUCTURA EXCEL FORECAST (hoja Forecast)</w:t>
+      </w:r>
+      <w:bookmarkEnd w:id="24"/>
+    </w:p>
+    <w:p>
+      <w:pPr>
+        <w:numPr>
+          <w:ilvl w:val="0"/>
+          <w:numId w:val="1003"/>
+        </w:numPr>
+        <w:pStyle w:val="Compact"/>
+      </w:pPr>
+      <w:r>
+        <w:t xml:space="preserve">Fila 3 = encabezados; datos por código desde la fila 6.</w:t>
+      </w:r>
+    </w:p>
+    <w:p>
+      <w:pPr>
+        <w:numPr>
+          <w:ilvl w:val="0"/>
+          <w:numId w:val="1003"/>
+        </w:numPr>
+        <w:pStyle w:val="Compact"/>
+      </w:pPr>
+      <w:r>
+        <w:t xml:space="preserve">Bloques mensuales stride 14 desde CJ (col 88): V.P. unidades = CJ+1; también Venta prom. base, Venta proy. USD (+4), Stock inicio (+5), Meses (+7), Cant. proyectada (+8), Cant. confirmada (+10).</w:t>
+      </w:r>
+    </w:p>
+    <w:p>
+      <w:pPr>
+        <w:numPr>
+          <w:ilvl w:val="0"/>
+          <w:numId w:val="1003"/>
+        </w:numPr>
+        <w:pStyle w:val="Compact"/>
+      </w:pPr>
+      <w:r>
+        <w:t xml:space="preserve">Identidad: UN=A, GA=B, Código=C, Categoría=F, Meses/Cat=H, Stock=BN, Meses=BO, Tendencia mensual=AN, Precio ponderado=AS.</w:t>
+      </w:r>
+    </w:p>
+    <w:p>
+      <w:pPr>
+        <w:numPr>
+          <w:ilvl w:val="0"/>
+          <w:numId w:val="1003"/>
+        </w:numPr>
+        <w:pStyle w:val="Compact"/>
+      </w:pPr>
+      <w:r>
+        <w:t xml:space="preserve">Estacionalidad/Evento/TC por mes en la fila 2 del bloque. Venta real por mes en AB–AM (SAP la baja negativa → usar valor absoluto; los meses se leen de la fila 3).</w:t>
+      </w:r>
+    </w:p>
+    <w:p>
+      <w:pPr>
+        <w:numPr>
+          <w:ilvl w:val="0"/>
+          <w:numId w:val="1003"/>
+        </w:numPr>
+        <w:pStyle w:val="Compact"/>
+      </w:pPr>
+      <w:r>
+        <w:t xml:space="preserve">Cada GA tiene 2 filas de encabezado con banner IMPO.</w:t>
+      </w:r>
+    </w:p>
+    <w:p>
+      <w:pPr>
+        <w:pStyle w:val="Heading2"/>
+      </w:pPr>
+      <w:bookmarkStart w:id="25" w:name="estructura-costos.xlsm-hoja-general"/>
+      <w:r>
+        <w:t xml:space="preserve">ESTRUCTURA COSTOS.xlsm (hoja General)</w:t>
+      </w:r>
+      <w:bookmarkEnd w:id="25"/>
+    </w:p>
+    <w:p>
+      <w:pPr>
+        <w:numPr>
+          <w:ilvl w:val="0"/>
+          <w:numId w:val="1004"/>
+        </w:numPr>
+        <w:pStyle w:val="Compact"/>
+      </w:pPr>
+      <w:r>
+        <w:t xml:space="preserve">Por código: Costo=AC, Lista actual=J, Moneda=I, CMM=F.</w:t>
+      </w:r>
+    </w:p>
+    <w:p>
+      <w:pPr>
+        <w:pStyle w:val="Heading2"/>
+      </w:pPr>
+      <w:bookmarkStart w:id="26" w:name="lógica-clave"/>
+      <w:r>
+        <w:t xml:space="preserve">LÓGICA CLAVE</w:t>
+      </w:r>
+      <w:bookmarkEnd w:id="26"/>
+    </w:p>
+    <w:p>
+      <w:pPr>
+        <w:numPr>
+          <w:ilvl w:val="0"/>
+          <w:numId w:val="1005"/>
+        </w:numPr>
+        <w:pStyle w:val="Compact"/>
+      </w:pPr>
+      <w:r>
+        <w:t xml:space="preserve">Liquidación (método B): Ideal u = suma de VP de los meses del Ideal; Exceso = Stock − ese ideal; factor ×N extiende el horizonte (ideal×N meses); sólo exceso &gt; 0.</w:t>
+      </w:r>
+    </w:p>
+    <w:p>
+      <w:pPr>
+        <w:numPr>
+          <w:ilvl w:val="0"/>
+          <w:numId w:val="1005"/>
+        </w:numPr>
+        <w:pStyle w:val="Compact"/>
+      </w:pPr>
+      <w:r>
+        <w:t xml:space="preserve">Contribución(d) = (Lista×(1−d)×0,7×0,93 − Costo)/(Lista×(1−d)×0,7). Dto Máx = mayor dto con contrib ≥ mín (def 10%). Dto Liq = Máx − gap (def 5%). PV mín = Lista×0,7×(1−Máx).</w:t>
+      </w:r>
+    </w:p>
+    <w:p>
+      <w:pPr>
+        <w:numPr>
+          <w:ilvl w:val="0"/>
+          <w:numId w:val="1005"/>
+        </w:numPr>
+        <w:pStyle w:val="Compact"/>
+      </w:pPr>
+      <w:r>
+        <w:t xml:space="preserve">Precio ponderado = Forecast AS. Costo total = Costo×Stock. Ponderado total = Precio ponderado×Stock.</w:t>
+      </w:r>
+    </w:p>
+    <w:p>
+      <w:pPr>
+        <w:numPr>
+          <w:ilvl w:val="0"/>
+          <w:numId w:val="1005"/>
+        </w:numPr>
+        <w:pStyle w:val="Compact"/>
+      </w:pPr>
+      <w:r>
+        <w:t xml:space="preserve">CMV = Costo × V.P. u. CMV/Vta = CMV/Venta. Header (pesos): CMV = CMV_imp×TC + CMV_dist; TVP = venta_imp×TC + venta_dist; CMV/TVP % = CMV/TVP.</w:t>
+      </w:r>
+    </w:p>
+    <w:p>
+      <w:pPr>
+        <w:numPr>
+          <w:ilvl w:val="0"/>
+          <w:numId w:val="1005"/>
+        </w:numPr>
+        <w:pStyle w:val="Compact"/>
+      </w:pPr>
+      <w:r>
+        <w:t xml:space="preserve">VA c/stk = valor tal cual de</w:t>
       </w:r>
       <w:r>
         <w:t xml:space="preserve"> </w:t>
       </w:r>
       <w:r>
-        <w:rPr>
-          <w:rStyle w:val="VerbatimChar"/>
-        </w:rPr>
-        <w:t xml:space="preserve">Costos.xlsm</w:t>
+        <w:t xml:space="preserve">“</w:t>
+      </w:r>
+      <w:r>
+        <w:t xml:space="preserve">V.Ajust. c/stock</w:t>
+      </w:r>
+      <w:r>
+        <w:t xml:space="preserve">”</w:t>
       </w:r>
       <w:r>
         <w:t xml:space="preserve"> </w:t>
       </w:r>
       <w:r>
-        <w:t xml:space="preserve">(hoja</w:t>
+        <w:t xml:space="preserve">(NO ×estacionalidad). % compara VA c/stk vs V.P. u (muestra</w:t>
       </w:r>
       <w:r>
         <w:t xml:space="preserve"> </w:t>
       </w:r>
       <w:r>
-        <w:rPr>
-          <w:i/>
-        </w:rPr>
-        <w:t xml:space="preserve">General</w:t>
-      </w:r>
-      <w:r>
-        <w:t xml:space="preserve">) y produce el HTML. Uso:</w:t>
+        <w:t xml:space="preserve">“</w:t>
+      </w:r>
+      <w:r>
+        <w:t xml:space="preserve">–</w:t>
+      </w:r>
+      <w:r>
+        <w:t xml:space="preserve">”</w:t>
       </w:r>
       <w:r>
         <w:t xml:space="preserve"> </w:t>
       </w:r>
       <w:r>
-        <w:rPr>
-          <w:rStyle w:val="VerbatimChar"/>
-        </w:rPr>
-        <w:t xml:space="preserve">python generar_dashboard.py &lt;Forecast.xlsm&gt; &lt;salida.html&gt; &lt;Costos.xlsm&gt;</w:t>
-      </w:r>
-      <w:r>
-        <w:t xml:space="preserve">.</w:t>
-      </w:r>
-    </w:p>
-    <w:p>
-      <w:pPr>
-        <w:numPr>
-          <w:ilvl w:val="0"/>
-          <w:numId w:val="1001"/>
-        </w:numPr>
-        <w:pStyle w:val="Compact"/>
-      </w:pPr>
-      <w:r>
-        <w:rPr>
-          <w:rStyle w:val="VerbatimChar"/>
-        </w:rPr>
-        <w:t xml:space="preserve">generador/generar_liquidacion.py</w:t>
-      </w:r>
-      <w:r>
-        <w:t xml:space="preserve">: genera el Excel de liquidación calcado a</w:t>
+        <w:t xml:space="preserve">si son iguales).</w:t>
+      </w:r>
+    </w:p>
+    <w:p>
+      <w:pPr>
+        <w:numPr>
+          <w:ilvl w:val="0"/>
+          <w:numId w:val="1005"/>
+        </w:numPr>
+        <w:pStyle w:val="Compact"/>
+      </w:pPr>
+      <w:r>
+        <w:t xml:space="preserve">Histórico: VP del mes = CJ+1 de cada</w:t>
       </w:r>
       <w:r>
         <w:t xml:space="preserve"> </w:t>
       </w:r>
       <w:r>
-        <w:rPr>
-          <w:rStyle w:val="VerbatimChar"/>
-        </w:rPr>
-        <w:t xml:space="preserve">Liquidacion_base.xlsm</w:t>
-      </w:r>
-      <w:r>
-        <w:t xml:space="preserve">.</w:t>
-      </w:r>
-    </w:p>
-    <w:p>
-      <w:pPr>
-        <w:numPr>
-          <w:ilvl w:val="0"/>
-          <w:numId w:val="1001"/>
-        </w:numPr>
-        <w:pStyle w:val="Compact"/>
-      </w:pPr>
-      <w:r>
-        <w:rPr>
-          <w:rStyle w:val="VerbatimChar"/>
-        </w:rPr>
-        <w:t xml:space="preserve">Subir_a_GitHub.bat</w:t>
-      </w:r>
-      <w:r>
-        <w:t xml:space="preserve">: regenera y hace push a GitHub Pages.</w:t>
+        <w:t xml:space="preserve">“</w:t>
+      </w:r>
+      <w:r>
+        <w:t xml:space="preserve">Forecast MM-AA</w:t>
+      </w:r>
+      <w:r>
+        <w:t xml:space="preserve">”</w:t>
+      </w:r>
+      <w:r>
+        <w:t xml:space="preserve">; venta real = AB–AM del vivo (abs); match por código; cache en historico_vp.json (archivos congelados, se leen 1 vez). Desv% = (Real−VP)/VP; Precisión = 100 − Σ|Real−VP|/ΣVP.</w:t>
+      </w:r>
+    </w:p>
+    <w:p>
+      <w:pPr>
+        <w:numPr>
+          <w:ilvl w:val="0"/>
+          <w:numId w:val="1005"/>
+        </w:numPr>
+        <w:pStyle w:val="Compact"/>
+      </w:pPr>
+      <w:r>
+        <w:t xml:space="preserve">El generador NO pre-redondea (valores como en Excel). Excels en formato Contabilidad USD/$ (numérico).</w:t>
       </w:r>
     </w:p>
     <w:p>
       <w:pPr>
         <w:pStyle w:val="Heading2"/>
       </w:pPr>
-      <w:bookmarkStart w:id="23" w:name="estructura-del-excel-forecast-clave"/>
-      <w:r>
-        <w:t xml:space="preserve">Estructura del Excel Forecast (clave)</w:t>
-      </w:r>
-      <w:bookmarkEnd w:id="23"/>
-    </w:p>
-    <w:p>
-      <w:pPr>
-        <w:numPr>
-          <w:ilvl w:val="0"/>
-          <w:numId w:val="1002"/>
-        </w:numPr>
-        <w:pStyle w:val="Compact"/>
-      </w:pPr>
-      <w:r>
-        <w:t xml:space="preserve">Hoja</w:t>
-      </w:r>
-      <w:r>
-        <w:t xml:space="preserve"> </w:t>
-      </w:r>
-      <w:r>
-        <w:rPr>
-          <w:i/>
-        </w:rPr>
-        <w:t xml:space="preserve">Forecast</w:t>
-      </w:r>
-      <w:r>
-        <w:t xml:space="preserve">. Fila 3 = encabezados; los datos por código arrancan en la fila 6.</w:t>
-      </w:r>
-    </w:p>
-    <w:p>
-      <w:pPr>
-        <w:numPr>
-          <w:ilvl w:val="0"/>
-          <w:numId w:val="1002"/>
-        </w:numPr>
-        <w:pStyle w:val="Compact"/>
-      </w:pPr>
-      <w:r>
-        <w:t xml:space="preserve">Bloques mensuales con</w:t>
-      </w:r>
-      <w:r>
-        <w:t xml:space="preserve"> </w:t>
-      </w:r>
-      <w:r>
-        <w:rPr>
-          <w:b/>
-        </w:rPr>
-        <w:t xml:space="preserve">stride 14</w:t>
-      </w:r>
-      <w:r>
-        <w:t xml:space="preserve"> </w:t>
-      </w:r>
-      <w:r>
-        <w:t xml:space="preserve">empezando en la columna</w:t>
-      </w:r>
-      <w:r>
-        <w:t xml:space="preserve"> </w:t>
-      </w:r>
-      <w:r>
-        <w:rPr>
-          <w:b/>
-        </w:rPr>
-        <w:t xml:space="preserve">CJ (col 88)</w:t>
-      </w:r>
-      <w:r>
-        <w:t xml:space="preserve">: por mes → Venta prom. base (+0), Venta proy. unidades (+1), Venta proy. USD (+4), Stock inicio (+5), Meses (+7), Cantidad proyectada (+8), Cantidad confirmada (+10).</w:t>
-      </w:r>
-    </w:p>
-    <w:p>
-      <w:pPr>
-        <w:numPr>
-          <w:ilvl w:val="0"/>
-          <w:numId w:val="1002"/>
-        </w:numPr>
-        <w:pStyle w:val="Compact"/>
-      </w:pPr>
-      <w:r>
-        <w:t xml:space="preserve">Identidad: UN=A, GA=B, Código=C, Categoría=F, Meses por Cat.=H, Stock actual=BN, Meses actual=BO, Tendencia mensual=AN.</w:t>
-      </w:r>
-    </w:p>
-    <w:p>
-      <w:pPr>
-        <w:numPr>
-          <w:ilvl w:val="0"/>
-          <w:numId w:val="1002"/>
-        </w:numPr>
-        <w:pStyle w:val="Compact"/>
-      </w:pPr>
-      <w:r>
-        <w:t xml:space="preserve">Estacionalidad / Evento / TC por mes en la fila 2 del bloque (offsets +9, +12, +4).</w:t>
-      </w:r>
-    </w:p>
-    <w:p>
-      <w:pPr>
-        <w:numPr>
-          <w:ilvl w:val="0"/>
-          <w:numId w:val="1002"/>
-        </w:numPr>
-        <w:pStyle w:val="Compact"/>
-      </w:pPr>
-      <w:r>
-        <w:t xml:space="preserve">Cada GA tiene 2 filas de encabezado (Código vacío, GA presente) con su banner IMPO (estado, número, disponible, cantidades, USD PI/CI).</w:t>
-      </w:r>
-    </w:p>
-    <w:p>
-      <w:pPr>
-        <w:pStyle w:val="Heading2"/>
-      </w:pPr>
-      <w:bookmarkStart w:id="24" w:name="estructura-de-costos.xlsm-hoja-general"/>
-      <w:r>
-        <w:t xml:space="preserve">Estructura de Costos.xlsm (hoja General)</w:t>
-      </w:r>
-      <w:bookmarkEnd w:id="24"/>
-    </w:p>
-    <w:p>
-      <w:pPr>
-        <w:pStyle w:val="FirstParagraph"/>
-      </w:pPr>
-      <w:r>
-        <w:t xml:space="preserve">Por código: Costo=AC, Lista actual=J, Moneda=I, CMM=F.</w:t>
-      </w:r>
-    </w:p>
-    <w:p>
-      <w:pPr>
-        <w:pStyle w:val="Heading2"/>
-      </w:pPr>
-      <w:bookmarkStart w:id="25" w:name="reglas-de-trabajo-mías"/>
-      <w:r>
-        <w:t xml:space="preserve">Reglas de trabajo (mías)</w:t>
-      </w:r>
-      <w:bookmarkEnd w:id="25"/>
-    </w:p>
-    <w:p>
-      <w:pPr>
-        <w:numPr>
-          <w:ilvl w:val="0"/>
-          <w:numId w:val="1003"/>
+      <w:bookmarkStart w:id="27" w:name="reglas-de-trabajo-mías"/>
+      <w:r>
+        <w:t xml:space="preserve">REGLAS DE TRABAJO (mías)</w:t>
+      </w:r>
+      <w:bookmarkEnd w:id="27"/>
+    </w:p>
+    <w:p>
+      <w:pPr>
+        <w:numPr>
+          <w:ilvl w:val="0"/>
+          <w:numId w:val="1006"/>
         </w:numPr>
         <w:pStyle w:val="Compact"/>
       </w:pPr>
@@ -444,19 +481,19 @@
       <w:pPr>
         <w:numPr>
           <w:ilvl w:val="0"/>
-          <w:numId w:val="1003"/>
-        </w:numPr>
-        <w:pStyle w:val="Compact"/>
-      </w:pPr>
-      <w:r>
-        <w:t xml:space="preserve">Antes de construir algo grande, mostrar un preview / confirmar.</w:t>
-      </w:r>
-    </w:p>
-    <w:p>
-      <w:pPr>
-        <w:numPr>
-          <w:ilvl w:val="0"/>
-          <w:numId w:val="1003"/>
+          <w:numId w:val="1006"/>
+        </w:numPr>
+        <w:pStyle w:val="Compact"/>
+      </w:pPr>
+      <w:r>
+        <w:t xml:space="preserve">Antes de construir algo grande, mostrar preview/mock y confirmar.</w:t>
+      </w:r>
+    </w:p>
+    <w:p>
+      <w:pPr>
+        <w:numPr>
+          <w:ilvl w:val="0"/>
+          <w:numId w:val="1006"/>
         </w:numPr>
         <w:pStyle w:val="Compact"/>
       </w:pPr>
@@ -468,58 +505,24 @@
       <w:pPr>
         <w:numPr>
           <w:ilvl w:val="0"/>
-          <w:numId w:val="1003"/>
-        </w:numPr>
-        <w:pStyle w:val="Compact"/>
-      </w:pPr>
-      <w:r>
-        <w:t xml:space="preserve">Los cambios se validan visualmente antes de dar por cerrado.</w:t>
-      </w:r>
-    </w:p>
-    <w:p>
-      <w:pPr>
-        <w:pStyle w:val="Heading2"/>
-      </w:pPr>
-      <w:bookmarkStart w:id="26" w:name="convenciones-del-dashboard"/>
-      <w:r>
-        <w:t xml:space="preserve">Convenciones del dashboard</w:t>
-      </w:r>
-      <w:bookmarkEnd w:id="26"/>
-    </w:p>
-    <w:p>
-      <w:pPr>
-        <w:numPr>
-          <w:ilvl w:val="0"/>
-          <w:numId w:val="1004"/>
-        </w:numPr>
-        <w:pStyle w:val="Compact"/>
-      </w:pPr>
-      <w:r>
-        <w:t xml:space="preserve">Identidad de marca: navy #1a237e + amarillo #ffd600, logo Electroestrada, tipografía Segoe UI.</w:t>
-      </w:r>
-    </w:p>
-    <w:p>
-      <w:pPr>
-        <w:numPr>
-          <w:ilvl w:val="0"/>
-          <w:numId w:val="1004"/>
-        </w:numPr>
-        <w:pStyle w:val="Compact"/>
-      </w:pPr>
-      <w:r>
-        <w:t xml:space="preserve">3 pestañas (Forecast / Liquidación / Proyección VP) con filtros globales UN→GA→Categoría→Código.</w:t>
-      </w:r>
-    </w:p>
-    <w:p>
-      <w:pPr>
-        <w:numPr>
-          <w:ilvl w:val="0"/>
-          <w:numId w:val="1004"/>
-        </w:numPr>
-        <w:pStyle w:val="Compact"/>
-      </w:pPr>
-      <w:r>
-        <w:t xml:space="preserve">Al regenerar, guardar con nombre/hora nuevo evita problemas de caché.</w:t>
+          <w:numId w:val="1006"/>
+        </w:numPr>
+        <w:pStyle w:val="Compact"/>
+      </w:pPr>
+      <w:r>
+        <w:t xml:space="preserve">Validar los cambios visualmente antes de cerrar.</w:t>
+      </w:r>
+    </w:p>
+    <w:p>
+      <w:pPr>
+        <w:numPr>
+          <w:ilvl w:val="0"/>
+          <w:numId w:val="1006"/>
+        </w:numPr>
+        <w:pStyle w:val="Compact"/>
+      </w:pPr>
+      <w:r>
+        <w:t xml:space="preserve">Editar SIEMPRE la plantilla (no el HTML final); el .bat regenera. Al terminar cambios, actualizar Memoria/Prompt/Skills (PDF + Word) y el proyecto.</w:t>
       </w:r>
     </w:p>
     <w:sectPr/>
@@ -877,9 +880,6 @@
     <w:abstractNumId w:val="991"/>
   </w:num>
   <w:num w:numId="1002">
-    <w:abstractNumId w:val="991"/>
-  </w:num>
-  <w:num w:numId="1003">
     <w:abstractNumId w:val="99411"/>
     <w:lvlOverride w:ilvl="0">
       <w:startOverride w:val="1"/>
@@ -909,7 +909,16 @@
       <w:startOverride w:val="1"/>
     </w:lvlOverride>
   </w:num>
+  <w:num w:numId="1003">
+    <w:abstractNumId w:val="991"/>
+  </w:num>
   <w:num w:numId="1004">
+    <w:abstractNumId w:val="991"/>
+  </w:num>
+  <w:num w:numId="1005">
+    <w:abstractNumId w:val="991"/>
+  </w:num>
+  <w:num w:numId="1006">
     <w:abstractNumId w:val="991"/>
   </w:num>
 </w:numbering>

--- a/Prompt/Prompt.docx
+++ b/Prompt/Prompt.docx
@@ -6,9 +6,176 @@
       <w:pPr>
         <w:pStyle w:val="Heading1"/>
       </w:pPr>
-      <w:bookmarkStart w:id="20" w:name="X2618879beaa8e7fd69133efacd8d306d778fd98"/>
-      <w:r>
-        <w:t xml:space="preserve">Prompt de instrucciones — Proyecto</w:t>
+      <w:bookmarkStart w:id="20" w:name="Xf029b118cd924a0a87d6c6e7f45d1a32f69bb77"/>
+      <w:r>
+        <w:t xml:space="preserve">Prompt del proyecto — Dashboard Forecast (Electroestrada)</w:t>
+      </w:r>
+      <w:bookmarkEnd w:id="20"/>
+    </w:p>
+    <w:p>
+      <w:pPr>
+        <w:pStyle w:val="Heading2"/>
+      </w:pPr>
+      <w:bookmarkStart w:id="21" w:name="contexto"/>
+      <w:r>
+        <w:t xml:space="preserve">CONTEXTO</w:t>
+      </w:r>
+      <w:bookmarkEnd w:id="21"/>
+    </w:p>
+    <w:p>
+      <w:pPr>
+        <w:pStyle w:val="FirstParagraph"/>
+      </w:pPr>
+      <w:r>
+        <w:t xml:space="preserve">Sos mi asistente técnico para el</w:t>
+      </w:r>
+      <w:r>
+        <w:t xml:space="preserve"> </w:t>
+      </w:r>
+      <w:r>
+        <w:rPr>
+          <w:b/>
+        </w:rPr>
+        <w:t xml:space="preserve">Dashboard Forecast</w:t>
+      </w:r>
+      <w:r>
+        <w:t xml:space="preserve"> </w:t>
+      </w:r>
+      <w:r>
+        <w:t xml:space="preserve">de Electroestrada (electromecánica: motores de arranque, alternadores y repuestos). El dashboard es un</w:t>
+      </w:r>
+      <w:r>
+        <w:t xml:space="preserve"> </w:t>
+      </w:r>
+      <w:r>
+        <w:rPr>
+          <w:b/>
+        </w:rPr>
+        <w:t xml:space="preserve">HTML autocontenido</w:t>
+      </w:r>
+      <w:r>
+        <w:t xml:space="preserve"> </w:t>
+      </w:r>
+      <w:r>
+        <w:t xml:space="preserve">generado con Python a partir de tres fuentes Excel y publicado en</w:t>
+      </w:r>
+      <w:r>
+        <w:t xml:space="preserve"> </w:t>
+      </w:r>
+      <w:r>
+        <w:rPr>
+          <w:b/>
+        </w:rPr>
+        <w:t xml:space="preserve">GitHub Pages</w:t>
+      </w:r>
+      <w:r>
+        <w:t xml:space="preserve">. Yo (Erik) trabajo en compras/producto;</w:t>
+      </w:r>
+      <w:r>
+        <w:t xml:space="preserve"> </w:t>
+      </w:r>
+      <w:r>
+        <w:rPr>
+          <w:b/>
+        </w:rPr>
+        <w:t xml:space="preserve">no programo</w:t>
+      </w:r>
+      <w:r>
+        <w:t xml:space="preserve">.</w:t>
+      </w:r>
+    </w:p>
+    <w:p>
+      <w:pPr>
+        <w:pStyle w:val="Heading2"/>
+      </w:pPr>
+      <w:bookmarkStart w:id="22" w:name="archivos-y-estructura"/>
+      <w:r>
+        <w:t xml:space="preserve">ARCHIVOS Y ESTRUCTURA</w:t>
+      </w:r>
+      <w:bookmarkEnd w:id="22"/>
+    </w:p>
+    <w:p>
+      <w:pPr>
+        <w:numPr>
+          <w:ilvl w:val="0"/>
+          <w:numId w:val="1001"/>
+        </w:numPr>
+        <w:pStyle w:val="Compact"/>
+      </w:pPr>
+      <w:r>
+        <w:rPr>
+          <w:b/>
+        </w:rPr>
+        <w:t xml:space="preserve">Dashboard_Forecast.html</w:t>
+      </w:r>
+      <w:r>
+        <w:t xml:space="preserve">: salida final (un solo archivo).</w:t>
+      </w:r>
+      <w:r>
+        <w:t xml:space="preserve"> </w:t>
+      </w:r>
+      <w:r>
+        <w:rPr>
+          <w:b/>
+        </w:rPr>
+        <w:t xml:space="preserve">No se edita a mano.</w:t>
+      </w:r>
+    </w:p>
+    <w:p>
+      <w:pPr>
+        <w:numPr>
+          <w:ilvl w:val="0"/>
+          <w:numId w:val="1001"/>
+        </w:numPr>
+        <w:pStyle w:val="Compact"/>
+      </w:pPr>
+      <w:r>
+        <w:rPr>
+          <w:b/>
+        </w:rPr>
+        <w:t xml:space="preserve">generador/plantilla.html</w:t>
+      </w:r>
+      <w:r>
+        <w:t xml:space="preserve">: plantilla con todo el HTML/CSS/JS; el dato se inyecta en</w:t>
+      </w:r>
+      <w:r>
+        <w:t xml:space="preserve"> </w:t>
+      </w:r>
+      <w:r>
+        <w:rPr>
+          <w:rStyle w:val="VerbatimChar"/>
+        </w:rPr>
+        <w:t xml:space="preserve">/*__DATA__*/</w:t>
+      </w:r>
+      <w:r>
+        <w:t xml:space="preserve">.</w:t>
+      </w:r>
+      <w:r>
+        <w:t xml:space="preserve"> </w:t>
+      </w:r>
+      <w:r>
+        <w:rPr>
+          <w:b/>
+        </w:rPr>
+        <w:t xml:space="preserve">Siempre editar acá.</w:t>
+      </w:r>
+    </w:p>
+    <w:p>
+      <w:pPr>
+        <w:numPr>
+          <w:ilvl w:val="0"/>
+          <w:numId w:val="1001"/>
+        </w:numPr>
+        <w:pStyle w:val="Compact"/>
+      </w:pPr>
+      <w:r>
+        <w:rPr>
+          <w:b/>
+        </w:rPr>
+        <w:t xml:space="preserve">generador/generar_dashboard.py</w:t>
+      </w:r>
+      <w:r>
+        <w:t xml:space="preserve">: lee Forecast.xlsm (hoja Forecast), Costos.xlsm (hoja General), los archivos</w:t>
       </w:r>
       <w:r>
         <w:t xml:space="preserve"> </w:t>
@@ -17,7 +184,7 @@
         <w:t xml:space="preserve">“</w:t>
       </w:r>
       <w:r>
-        <w:t xml:space="preserve">Dashboard Forecast</w:t>
+        <w:t xml:space="preserve">Forecast MM-AA</w:t>
       </w:r>
       <w:r>
         <w:t xml:space="preserve">”</w:t>
@@ -26,503 +193,942 @@
         <w:t xml:space="preserve"> </w:t>
       </w:r>
       <w:r>
-        <w:t xml:space="preserve">(Electroestrada)</w:t>
-      </w:r>
-      <w:bookmarkEnd w:id="20"/>
+        <w:t xml:space="preserve">y "Venta_real*.xlsx", y produce el HTML. Uso:</w:t>
+      </w:r>
+      <w:r>
+        <w:t xml:space="preserve"> </w:t>
+      </w:r>
+      <w:r>
+        <w:rPr>
+          <w:rStyle w:val="VerbatimChar"/>
+        </w:rPr>
+        <w:t xml:space="preserve">python generar_dashboard.py &lt;Forecast.xlsm&gt; &lt;salida.html&gt; &lt;Costos.xlsm&gt;</w:t>
+      </w:r>
+      <w:r>
+        <w:t xml:space="preserve">.</w:t>
+      </w:r>
+    </w:p>
+    <w:p>
+      <w:pPr>
+        <w:numPr>
+          <w:ilvl w:val="0"/>
+          <w:numId w:val="1001"/>
+        </w:numPr>
+        <w:pStyle w:val="Compact"/>
+      </w:pPr>
+      <w:r>
+        <w:rPr>
+          <w:b/>
+        </w:rPr>
+        <w:t xml:space="preserve">Excel de Liquidación</w:t>
+      </w:r>
+      <w:r>
+        <w:t xml:space="preserve">: se genera desde el botón</w:t>
+      </w:r>
+      <w:r>
+        <w:t xml:space="preserve"> </w:t>
+      </w:r>
+      <w:r>
+        <w:rPr>
+          <w:i/>
+        </w:rPr>
+        <w:t xml:space="preserve">Descargar</w:t>
+      </w:r>
+      <w:r>
+        <w:t xml:space="preserve"> </w:t>
+      </w:r>
+      <w:r>
+        <w:t xml:space="preserve">del propio dashboard (en el navegador, con formato idéntico al preview). No hay script aparte.</w:t>
+      </w:r>
+    </w:p>
+    <w:p>
+      <w:pPr>
+        <w:numPr>
+          <w:ilvl w:val="0"/>
+          <w:numId w:val="1001"/>
+        </w:numPr>
+        <w:pStyle w:val="Compact"/>
+      </w:pPr>
+      <w:r>
+        <w:rPr>
+          <w:b/>
+        </w:rPr>
+        <w:t xml:space="preserve">generador/historico_vp.json</w:t>
+      </w:r>
+      <w:r>
+        <w:t xml:space="preserve">: cache del Histórico (VP + MIX por mes de cada archivo congelado).</w:t>
+      </w:r>
+    </w:p>
+    <w:p>
+      <w:pPr>
+        <w:numPr>
+          <w:ilvl w:val="0"/>
+          <w:numId w:val="1001"/>
+        </w:numPr>
+        <w:pStyle w:val="Compact"/>
+      </w:pPr>
+      <w:r>
+        <w:rPr>
+          <w:b/>
+        </w:rPr>
+        <w:t xml:space="preserve">Subir_a_GitHub.bat</w:t>
+      </w:r>
+      <w:r>
+        <w:t xml:space="preserve">: regenera y hace push a GitHub Pages (doble clic).</w:t>
+      </w:r>
+    </w:p>
+    <w:p>
+      <w:pPr>
+        <w:numPr>
+          <w:ilvl w:val="0"/>
+          <w:numId w:val="1001"/>
+        </w:numPr>
+        <w:pStyle w:val="Compact"/>
+      </w:pPr>
+      <w:r>
+        <w:rPr>
+          <w:b/>
+        </w:rPr>
+        <w:t xml:space="preserve">Repo:</w:t>
+      </w:r>
+      <w:r>
+        <w:t xml:space="preserve"> </w:t>
+      </w:r>
+      <w:r>
+        <w:t xml:space="preserve">https://github.com/Erik07-EE/Dashboard-Forecast ·</w:t>
+      </w:r>
+      <w:r>
+        <w:t xml:space="preserve"> </w:t>
+      </w:r>
+      <w:r>
+        <w:rPr>
+          <w:b/>
+        </w:rPr>
+        <w:t xml:space="preserve">Online:</w:t>
+      </w:r>
+      <w:r>
+        <w:t xml:space="preserve"> </w:t>
+      </w:r>
+      <w:r>
+        <w:t xml:space="preserve">https://erik07-ee.github.io/Dashboard-Forecast/Dashboard_Forecast.html</w:t>
+      </w:r>
+    </w:p>
+    <w:p>
+      <w:pPr>
+        <w:pStyle w:val="Heading2"/>
+      </w:pPr>
+      <w:bookmarkStart w:id="23" w:name="estructura-excel-forecast-hoja-forecast"/>
+      <w:r>
+        <w:t xml:space="preserve">ESTRUCTURA EXCEL FORECAST (hoja Forecast)</w:t>
+      </w:r>
+      <w:bookmarkEnd w:id="23"/>
+    </w:p>
+    <w:p>
+      <w:pPr>
+        <w:numPr>
+          <w:ilvl w:val="0"/>
+          <w:numId w:val="1002"/>
+        </w:numPr>
+        <w:pStyle w:val="Compact"/>
+      </w:pPr>
+      <w:r>
+        <w:t xml:space="preserve">Fila 3 = encabezados; datos por código desde la fila 6.</w:t>
+      </w:r>
+    </w:p>
+    <w:p>
+      <w:pPr>
+        <w:numPr>
+          <w:ilvl w:val="0"/>
+          <w:numId w:val="1002"/>
+        </w:numPr>
+        <w:pStyle w:val="Compact"/>
+      </w:pPr>
+      <w:r>
+        <w:t xml:space="preserve">Bloques mensuales stride 14 desde la col CJ (col 88): por mes → Venta prom. base (+0), Venta proy. unidades (+1), Venta proy. USD (+4), Stock inicio (+5), Meses (+7), Cant. proyectada (+8), Cant. confirmada (+10).</w:t>
+      </w:r>
+    </w:p>
+    <w:p>
+      <w:pPr>
+        <w:numPr>
+          <w:ilvl w:val="0"/>
+          <w:numId w:val="1002"/>
+        </w:numPr>
+        <w:pStyle w:val="Compact"/>
+      </w:pPr>
+      <w:r>
+        <w:t xml:space="preserve">Identidad: UN=A, GA=B, Código=C, Categoría=F, Meses por Cat.=H, Stock actual=BN, Meses actual=BO, Tendencia mensual=AN,</w:t>
+      </w:r>
+      <w:r>
+        <w:t xml:space="preserve"> </w:t>
+      </w:r>
+      <w:r>
+        <w:rPr>
+          <w:b/>
+        </w:rPr>
+        <w:t xml:space="preserve">Precio ponderado/MIX=AS</w:t>
+      </w:r>
+      <w:r>
+        <w:t xml:space="preserve">.</w:t>
+      </w:r>
+    </w:p>
+    <w:p>
+      <w:pPr>
+        <w:numPr>
+          <w:ilvl w:val="0"/>
+          <w:numId w:val="1002"/>
+        </w:numPr>
+        <w:pStyle w:val="Compact"/>
+      </w:pPr>
+      <w:r>
+        <w:rPr>
+          <w:b/>
+        </w:rPr>
+        <w:t xml:space="preserve">Venta real</w:t>
+      </w:r>
+      <w:r>
+        <w:t xml:space="preserve"> </w:t>
+      </w:r>
+      <w:r>
+        <w:t xml:space="preserve">por mes: columnas</w:t>
+      </w:r>
+      <w:r>
+        <w:t xml:space="preserve"> </w:t>
+      </w:r>
+      <w:r>
+        <w:rPr>
+          <w:b/>
+        </w:rPr>
+        <w:t xml:space="preserve">AB–AM</w:t>
+      </w:r>
+      <w:r>
+        <w:t xml:space="preserve"> </w:t>
+      </w:r>
+      <w:r>
+        <w:t xml:space="preserve">(fila 3 = etiqueta de mes; puede venir como fecha). Se usa en valor absoluto.</w:t>
+      </w:r>
+    </w:p>
+    <w:p>
+      <w:pPr>
+        <w:numPr>
+          <w:ilvl w:val="0"/>
+          <w:numId w:val="1002"/>
+        </w:numPr>
+        <w:pStyle w:val="Compact"/>
+      </w:pPr>
+      <w:r>
+        <w:t xml:space="preserve">Estacionalidad/Evento/TC por mes en la fila 2 del bloque (offsets +9, +12, +4).</w:t>
+      </w:r>
+    </w:p>
+    <w:p>
+      <w:pPr>
+        <w:numPr>
+          <w:ilvl w:val="0"/>
+          <w:numId w:val="1002"/>
+        </w:numPr>
+        <w:pStyle w:val="Compact"/>
+      </w:pPr>
+      <w:r>
+        <w:t xml:space="preserve">Cada GA tiene 2 filas de encabezado con su banner IMPO (estado, número, disponible, cantidades, USD PI/CI).</w:t>
+      </w:r>
+    </w:p>
+    <w:p>
+      <w:pPr>
+        <w:pStyle w:val="Heading2"/>
+      </w:pPr>
+      <w:bookmarkStart w:id="24" w:name="estructura-costos.xlsm-hoja-general"/>
+      <w:r>
+        <w:t xml:space="preserve">ESTRUCTURA COSTOS.xlsm (hoja General)</w:t>
+      </w:r>
+      <w:bookmarkEnd w:id="24"/>
+    </w:p>
+    <w:p>
+      <w:pPr>
+        <w:numPr>
+          <w:ilvl w:val="0"/>
+          <w:numId w:val="1003"/>
+        </w:numPr>
+        <w:pStyle w:val="Compact"/>
+      </w:pPr>
+      <w:r>
+        <w:t xml:space="preserve">Por código: Costo=AC, Lista actual (Lista 1)=J, Moneda=I, CMM=F (referencia),</w:t>
+      </w:r>
+      <w:r>
+        <w:t xml:space="preserve"> </w:t>
+      </w:r>
+      <w:r>
+        <w:rPr>
+          <w:b/>
+        </w:rPr>
+        <w:t xml:space="preserve">Q (col 17)</w:t>
+      </w:r>
+      <w:r>
+        <w:t xml:space="preserve"> </w:t>
+      </w:r>
+      <w:r>
+        <w:t xml:space="preserve">= lista nueva/futura.</w:t>
+      </w:r>
+    </w:p>
+    <w:p>
+      <w:pPr>
+        <w:numPr>
+          <w:ilvl w:val="0"/>
+          <w:numId w:val="1003"/>
+        </w:numPr>
+        <w:pStyle w:val="Compact"/>
+      </w:pPr>
+      <w:r>
+        <w:rPr>
+          <w:b/>
+        </w:rPr>
+        <w:t xml:space="preserve">La CMM la calcula el dashboard con la Lista 1 (J), no se lee de Costos.</w:t>
+      </w:r>
+    </w:p>
+    <w:p>
+      <w:pPr>
+        <w:pStyle w:val="Heading2"/>
+      </w:pPr>
+      <w:bookmarkStart w:id="25" w:name="otras-fuentes"/>
+      <w:r>
+        <w:t xml:space="preserve">OTRAS FUENTES</w:t>
+      </w:r>
+      <w:bookmarkEnd w:id="25"/>
+    </w:p>
+    <w:p>
+      <w:pPr>
+        <w:numPr>
+          <w:ilvl w:val="0"/>
+          <w:numId w:val="1004"/>
+        </w:numPr>
+        <w:pStyle w:val="Compact"/>
+      </w:pPr>
+      <w:r>
+        <w:rPr>
+          <w:b/>
+        </w:rPr>
+        <w:t xml:space="preserve">Forecast MM-AA</w:t>
+      </w:r>
+      <w:r>
+        <w:t xml:space="preserve"> </w:t>
+      </w:r>
+      <w:r>
+        <w:t xml:space="preserve">(archivos mensuales congelados): para el Histórico. VP del mes = CJ+1; MIX por header. Se leen una sola vez (cache).</w:t>
+      </w:r>
+    </w:p>
+    <w:p>
+      <w:pPr>
+        <w:numPr>
+          <w:ilvl w:val="0"/>
+          <w:numId w:val="1004"/>
+        </w:numPr>
+        <w:pStyle w:val="Compact"/>
+      </w:pPr>
+      <w:r>
+        <w:t xml:space="preserve">**Venta_real*.xlsx**: venta real facturada por código y mes (USD) para la columna V.R. $-USD del Histórico.</w:t>
+      </w:r>
+    </w:p>
+    <w:p>
+      <w:pPr>
+        <w:pStyle w:val="Heading2"/>
+      </w:pPr>
+      <w:bookmarkStart w:id="26" w:name="pestañas"/>
+      <w:r>
+        <w:t xml:space="preserve">PESTAÑAS</w:t>
+      </w:r>
+      <w:bookmarkEnd w:id="26"/>
     </w:p>
     <w:p>
       <w:pPr>
         <w:pStyle w:val="FirstParagraph"/>
       </w:pPr>
       <w:r>
-        <w:t xml:space="preserve">Pegar este texto en las instrucciones del proyecto para que cualquier sesión retome el contexto sin repetir todo.</w:t>
+        <w:t xml:space="preserve">Forecast · Liquidación · Proyección · Histórico. Filtros globales UN→GA→Categoría→Código. Vista de 4 meses con flechas ◀▶ en las 3 tablas mensuales.</w:t>
       </w:r>
     </w:p>
     <w:p>
       <w:pPr>
         <w:pStyle w:val="Heading2"/>
       </w:pPr>
-      <w:bookmarkStart w:id="21" w:name="contexto"/>
-      <w:r>
-        <w:t xml:space="preserve">CONTEXTO</w:t>
-      </w:r>
-      <w:bookmarkEnd w:id="21"/>
-    </w:p>
-    <w:p>
-      <w:pPr>
-        <w:pStyle w:val="FirstParagraph"/>
-      </w:pPr>
-      <w:r>
-        <w:t xml:space="preserve">Sos mi asistente técnico para el Dashboard Forecast de Electroestrada (electromecánica; motores de arranque, alternadores y repuestos). Es un HTML autocontenido generado con Python a partir de Excel y publicado en GitHub Pages. Yo (Erik) trabajo compras/producto; no programo.</w:t>
+      <w:bookmarkStart w:id="27" w:name="fórmulas-clave"/>
+      <w:r>
+        <w:t xml:space="preserve">FÓRMULAS CLAVE</w:t>
+      </w:r>
+      <w:bookmarkEnd w:id="27"/>
+    </w:p>
+    <w:p>
+      <w:pPr>
+        <w:numPr>
+          <w:ilvl w:val="0"/>
+          <w:numId w:val="1005"/>
+        </w:numPr>
+        <w:pStyle w:val="Compact"/>
+      </w:pPr>
+      <w:r>
+        <w:rPr>
+          <w:b/>
+        </w:rPr>
+        <w:t xml:space="preserve">Exceso (método B):</w:t>
+      </w:r>
+      <w:r>
+        <w:t xml:space="preserve"> </w:t>
+      </w:r>
+      <w:r>
+        <w:t xml:space="preserve">Exceso U = Stock − ΣVP(meses del Ideal); factor ×N extiende el horizonte; sólo exceso &gt; 0.</w:t>
+      </w:r>
+    </w:p>
+    <w:p>
+      <w:pPr>
+        <w:numPr>
+          <w:ilvl w:val="0"/>
+          <w:numId w:val="1005"/>
+        </w:numPr>
+        <w:pStyle w:val="Compact"/>
+      </w:pPr>
+      <w:r>
+        <w:rPr>
+          <w:b/>
+        </w:rPr>
+        <w:t xml:space="preserve">CMM</w:t>
+      </w:r>
+      <w:r>
+        <w:t xml:space="preserve"> </w:t>
+      </w:r>
+      <w:r>
+        <w:t xml:space="preserve">= (Lista1×0,7×0,93 − Costo)/(Lista1×0,7).</w:t>
+      </w:r>
+      <w:r>
+        <w:t xml:space="preserve"> </w:t>
+      </w:r>
+      <w:r>
+        <w:rPr>
+          <w:b/>
+        </w:rPr>
+        <w:t xml:space="preserve">CMM Liq.</w:t>
+      </w:r>
+      <w:r>
+        <w:t xml:space="preserve"> </w:t>
+      </w:r>
+      <w:r>
+        <w:t xml:space="preserve">= igual usando Lista1×(1−DtoLiq).</w:t>
+      </w:r>
+    </w:p>
+    <w:p>
+      <w:pPr>
+        <w:numPr>
+          <w:ilvl w:val="0"/>
+          <w:numId w:val="1005"/>
+        </w:numPr>
+        <w:pStyle w:val="Compact"/>
+      </w:pPr>
+      <w:r>
+        <w:rPr>
+          <w:b/>
+        </w:rPr>
+        <w:t xml:space="preserve">Dto. Máx.</w:t>
+      </w:r>
+      <w:r>
+        <w:t xml:space="preserve"> </w:t>
+      </w:r>
+      <w:r>
+        <w:t xml:space="preserve">= mayor descuento con contribución ≥ mínimo (def 10%).</w:t>
+      </w:r>
+      <w:r>
+        <w:t xml:space="preserve"> </w:t>
+      </w:r>
+      <w:r>
+        <w:rPr>
+          <w:b/>
+        </w:rPr>
+        <w:t xml:space="preserve">Dto. Liq.</w:t>
+      </w:r>
+      <w:r>
+        <w:t xml:space="preserve"> </w:t>
+      </w:r>
+      <w:r>
+        <w:t xml:space="preserve">= Máx − gap (def 5%).</w:t>
+      </w:r>
+    </w:p>
+    <w:p>
+      <w:pPr>
+        <w:numPr>
+          <w:ilvl w:val="0"/>
+          <w:numId w:val="1005"/>
+        </w:numPr>
+        <w:pStyle w:val="Compact"/>
+      </w:pPr>
+      <w:r>
+        <w:rPr>
+          <w:b/>
+        </w:rPr>
+        <w:t xml:space="preserve">Lista Base</w:t>
+      </w:r>
+      <w:r>
+        <w:t xml:space="preserve">=J ·</w:t>
+      </w:r>
+      <w:r>
+        <w:t xml:space="preserve"> </w:t>
+      </w:r>
+      <w:r>
+        <w:rPr>
+          <w:b/>
+        </w:rPr>
+        <w:t xml:space="preserve">Lista Mix</w:t>
+      </w:r>
+      <w:r>
+        <w:t xml:space="preserve">=AS ·</w:t>
+      </w:r>
+      <w:r>
+        <w:t xml:space="preserve"> </w:t>
+      </w:r>
+      <w:r>
+        <w:rPr>
+          <w:b/>
+        </w:rPr>
+        <w:t xml:space="preserve">Lista Dto. Máx.</w:t>
+      </w:r>
+      <w:r>
+        <w:t xml:space="preserve">=Lista1×0,7×(1−DtoMáx).</w:t>
+      </w:r>
+    </w:p>
+    <w:p>
+      <w:pPr>
+        <w:numPr>
+          <w:ilvl w:val="0"/>
+          <w:numId w:val="1005"/>
+        </w:numPr>
+        <w:pStyle w:val="Compact"/>
+      </w:pPr>
+      <w:r>
+        <w:rPr>
+          <w:b/>
+        </w:rPr>
+        <w:t xml:space="preserve">Costo total</w:t>
+      </w:r>
+      <w:r>
+        <w:t xml:space="preserve">=Costo×ExcesoU ·</w:t>
+      </w:r>
+      <w:r>
+        <w:t xml:space="preserve"> </w:t>
+      </w:r>
+      <w:r>
+        <w:rPr>
+          <w:b/>
+        </w:rPr>
+        <w:t xml:space="preserve">Mix total</w:t>
+      </w:r>
+      <w:r>
+        <w:t xml:space="preserve">=ListaMix×ExcesoU ·</w:t>
+      </w:r>
+      <w:r>
+        <w:t xml:space="preserve"> </w:t>
+      </w:r>
+      <w:r>
+        <w:rPr>
+          <w:b/>
+        </w:rPr>
+        <w:t xml:space="preserve">Mix total Liq. (Obj. Liq.)</w:t>
+      </w:r>
+      <w:r>
+        <w:t xml:space="preserve">=ListaMix×(1−DtoLiq)×ExcesoU.</w:t>
+      </w:r>
+    </w:p>
+    <w:p>
+      <w:pPr>
+        <w:numPr>
+          <w:ilvl w:val="0"/>
+          <w:numId w:val="1005"/>
+        </w:numPr>
+        <w:pStyle w:val="Compact"/>
+      </w:pPr>
+      <w:r>
+        <w:rPr>
+          <w:b/>
+        </w:rPr>
+        <w:t xml:space="preserve">Proyección:</w:t>
+      </w:r>
+      <w:r>
+        <w:t xml:space="preserve"> </w:t>
+      </w:r>
+      <w:r>
+        <w:t xml:space="preserve">VA c/stk = valor de</w:t>
+      </w:r>
+      <w:r>
+        <w:t xml:space="preserve"> </w:t>
+      </w:r>
+      <w:r>
+        <w:t xml:space="preserve">“</w:t>
+      </w:r>
+      <w:r>
+        <w:t xml:space="preserve">V.Ajust. c/stock</w:t>
+      </w:r>
+      <w:r>
+        <w:t xml:space="preserve">”</w:t>
+      </w:r>
+      <w:r>
+        <w:t xml:space="preserve"> </w:t>
+      </w:r>
+      <w:r>
+        <w:t xml:space="preserve">(sin ×estacionalidad); CMV=Costo×V.P.u; CMV/Vta=CMV/Venta.</w:t>
+      </w:r>
+    </w:p>
+    <w:p>
+      <w:pPr>
+        <w:numPr>
+          <w:ilvl w:val="0"/>
+          <w:numId w:val="1005"/>
+        </w:numPr>
+        <w:pStyle w:val="Compact"/>
+      </w:pPr>
+      <w:r>
+        <w:rPr>
+          <w:b/>
+        </w:rPr>
+        <w:t xml:space="preserve">Histórico:</w:t>
+      </w:r>
+      <w:r>
+        <w:t xml:space="preserve"> </w:t>
+      </w:r>
+      <w:r>
+        <w:t xml:space="preserve">V.P.u=CJ+1 del archivo; V.R.u=AB–AM (abs); V.P.</w:t>
+      </w:r>
+      <m:oMath>
+        <m:r>
+          <m:t>=</m:t>
+        </m:r>
+        <m:r>
+          <m:t>M</m:t>
+        </m:r>
+        <m:r>
+          <m:t>I</m:t>
+        </m:r>
+        <m:r>
+          <m:t>X</m:t>
+        </m:r>
+        <m:r>
+          <m:t>×</m:t>
+        </m:r>
+        <m:r>
+          <m:t>V</m:t>
+        </m:r>
+        <m:r>
+          <m:t>.</m:t>
+        </m:r>
+        <m:r>
+          <m:t>P</m:t>
+        </m:r>
+        <m:r>
+          <m:t>.</m:t>
+        </m:r>
+        <m:r>
+          <m:t>u</m:t>
+        </m:r>
+        <m:r>
+          <m:t>;</m:t>
+        </m:r>
+        <m:r>
+          <m:t>V</m:t>
+        </m:r>
+        <m:r>
+          <m:t>.</m:t>
+        </m:r>
+        <m:r>
+          <m:t>R</m:t>
+        </m:r>
+        <m:r>
+          <m:t>.</m:t>
+        </m:r>
+      </m:oMath>
+      <w:r>
+        <w:t xml:space="preserve">=venta real facturada; %=(real−proy)/proy.</w:t>
       </w:r>
     </w:p>
     <w:p>
       <w:pPr>
         <w:pStyle w:val="Heading2"/>
       </w:pPr>
-      <w:bookmarkStart w:id="22" w:name="archivos-y-estructura"/>
-      <w:r>
-        <w:t xml:space="preserve">ARCHIVOS Y ESTRUCTURA</w:t>
-      </w:r>
-      <w:bookmarkEnd w:id="22"/>
-    </w:p>
-    <w:p>
-      <w:pPr>
-        <w:numPr>
-          <w:ilvl w:val="0"/>
-          <w:numId w:val="1001"/>
-        </w:numPr>
-        <w:pStyle w:val="Compact"/>
-      </w:pPr>
-      <w:r>
-        <w:t xml:space="preserve">Dashboard_Forecast.html: salida final (un archivo). Es GENERADO: editar siempre la plantilla, no este archivo.</w:t>
-      </w:r>
-    </w:p>
-    <w:p>
-      <w:pPr>
-        <w:numPr>
-          <w:ilvl w:val="0"/>
-          <w:numId w:val="1001"/>
-        </w:numPr>
-        <w:pStyle w:val="Compact"/>
-      </w:pPr>
-      <w:r>
-        <w:t xml:space="preserve">generador/plantilla.html: plantilla con todo el HTML/CSS/JS; el dato se inyecta en /</w:t>
-      </w:r>
-      <w:r>
-        <w:rPr>
-          <w:b/>
-          <w:i/>
-        </w:rPr>
-        <w:t xml:space="preserve">DATA</w:t>
-      </w:r>
-      <w:r>
-        <w:t xml:space="preserve">/.</w:t>
-      </w:r>
-    </w:p>
-    <w:p>
-      <w:pPr>
-        <w:numPr>
-          <w:ilvl w:val="0"/>
-          <w:numId w:val="1001"/>
-        </w:numPr>
-        <w:pStyle w:val="Compact"/>
-      </w:pPr>
-      <w:r>
-        <w:t xml:space="preserve">generador/generar_dashboard.py: lee Forecast.xlsm (hoja Forecast) + Costos.xlsm (hoja General) y produce el HTML. Uso: python generar_dashboard.py &lt;Forecast.xlsm&gt; &lt;salida.html&gt; &lt;Costos.xlsm&gt;.</w:t>
-      </w:r>
-    </w:p>
-    <w:p>
-      <w:pPr>
-        <w:numPr>
-          <w:ilvl w:val="0"/>
-          <w:numId w:val="1001"/>
-        </w:numPr>
-        <w:pStyle w:val="Compact"/>
-      </w:pPr>
-      <w:r>
-        <w:t xml:space="preserve">generador/generar_liquidacion.py: Excel de liquidación calcado a Liquidacion_base.xlsm.</w:t>
-      </w:r>
-    </w:p>
-    <w:p>
-      <w:pPr>
-        <w:numPr>
-          <w:ilvl w:val="0"/>
-          <w:numId w:val="1001"/>
-        </w:numPr>
-        <w:pStyle w:val="Compact"/>
-      </w:pPr>
-      <w:r>
-        <w:t xml:space="preserve">generador/historico_vp.json: cache de proyecciones históricas (se arma solo).</w:t>
-      </w:r>
-    </w:p>
-    <w:p>
-      <w:pPr>
-        <w:numPr>
-          <w:ilvl w:val="0"/>
-          <w:numId w:val="1001"/>
-        </w:numPr>
-        <w:pStyle w:val="Compact"/>
-      </w:pPr>
-      <w:r>
-        <w:t xml:space="preserve">Subir_a_GitHub.bat: detecta Python, regenera y hace push a GitHub Pages.</w:t>
-      </w:r>
-    </w:p>
-    <w:p>
-      <w:pPr>
-        <w:numPr>
-          <w:ilvl w:val="0"/>
-          <w:numId w:val="1001"/>
-        </w:numPr>
-        <w:pStyle w:val="Compact"/>
-      </w:pPr>
-      <w:r>
-        <w:t xml:space="preserve">Repo: https://github.com/Erik07-EE/Dashboard-Forecast | Online: https://erik07-ee.github.io/Dashboard-Forecast/Dashboard_Forecast.html</w:t>
+      <w:bookmarkStart w:id="28" w:name="convenciones-del-dashboard"/>
+      <w:r>
+        <w:t xml:space="preserve">CONVENCIONES DEL DASHBOARD</w:t>
+      </w:r>
+      <w:bookmarkEnd w:id="28"/>
+    </w:p>
+    <w:p>
+      <w:pPr>
+        <w:numPr>
+          <w:ilvl w:val="0"/>
+          <w:numId w:val="1006"/>
+        </w:numPr>
+        <w:pStyle w:val="Compact"/>
+      </w:pPr>
+      <w:r>
+        <w:t xml:space="preserve">Marca: navy #1a237e + amarillo #ffd600, logo Electroestrada, tipografía Segoe UI.</w:t>
+      </w:r>
+    </w:p>
+    <w:p>
+      <w:pPr>
+        <w:numPr>
+          <w:ilvl w:val="0"/>
+          <w:numId w:val="1006"/>
+        </w:numPr>
+        <w:pStyle w:val="Compact"/>
+      </w:pPr>
+      <w:r>
+        <w:t xml:space="preserve">Encabezados: fondo azul, letra blanca,</w:t>
+      </w:r>
+      <w:r>
+        <w:t xml:space="preserve"> </w:t>
+      </w:r>
+      <w:r>
+        <w:rPr>
+          <w:b/>
+        </w:rPr>
+        <w:t xml:space="preserve">línea amarilla como corte</w:t>
+      </w:r>
+      <w:r>
+        <w:t xml:space="preserve"> </w:t>
+      </w:r>
+      <w:r>
+        <w:t xml:space="preserve">entre encabezado y datos. El segmento</w:t>
+      </w:r>
+      <w:r>
+        <w:t xml:space="preserve"> </w:t>
+      </w:r>
+      <w:r>
+        <w:rPr>
+          <w:b/>
+        </w:rPr>
+        <w:t xml:space="preserve">Liquidación</w:t>
+      </w:r>
+      <w:r>
+        <w:t xml:space="preserve"> </w:t>
+      </w:r>
+      <w:r>
+        <w:t xml:space="preserve">va invertido (amarillo, letra azul).</w:t>
+      </w:r>
+    </w:p>
+    <w:p>
+      <w:pPr>
+        <w:numPr>
+          <w:ilvl w:val="0"/>
+          <w:numId w:val="1006"/>
+        </w:numPr>
+        <w:pStyle w:val="Compact"/>
+      </w:pPr>
+      <w:r>
+        <w:rPr>
+          <w:b/>
+        </w:rPr>
+        <w:t xml:space="preserve">Totales:</w:t>
+      </w:r>
+      <w:r>
+        <w:t xml:space="preserve"> </w:t>
+      </w:r>
+      <w:r>
+        <w:t xml:space="preserve">gris claro, letra negra, importes con su color (Costo rojo, Mix/Obj verde).</w:t>
+      </w:r>
+    </w:p>
+    <w:p>
+      <w:pPr>
+        <w:numPr>
+          <w:ilvl w:val="0"/>
+          <w:numId w:val="1006"/>
+        </w:numPr>
+        <w:pStyle w:val="Compact"/>
+      </w:pPr>
+      <w:r>
+        <w:t xml:space="preserve">Excels de descarga</w:t>
+      </w:r>
+      <w:r>
+        <w:t xml:space="preserve"> </w:t>
+      </w:r>
+      <w:r>
+        <w:rPr>
+          <w:b/>
+        </w:rPr>
+        <w:t xml:space="preserve">idénticos al preview</w:t>
+      </w:r>
+      <w:r>
+        <w:t xml:space="preserve">, con números en</w:t>
+      </w:r>
+      <w:r>
+        <w:t xml:space="preserve"> </w:t>
+      </w:r>
+      <w:r>
+        <w:rPr>
+          <w:b/>
+        </w:rPr>
+        <w:t xml:space="preserve">formato Contabilidad USD / $</w:t>
+      </w:r>
+      <w:r>
+        <w:t xml:space="preserve">.</w:t>
+      </w:r>
+    </w:p>
+    <w:p>
+      <w:pPr>
+        <w:numPr>
+          <w:ilvl w:val="0"/>
+          <w:numId w:val="1006"/>
+        </w:numPr>
+        <w:pStyle w:val="Compact"/>
+      </w:pPr>
+      <w:r>
+        <w:t xml:space="preserve">Al regenerar, la 1ª vez que aparece un mes nuevo tarda; después es rápido (cache).</w:t>
       </w:r>
     </w:p>
     <w:p>
       <w:pPr>
         <w:pStyle w:val="Heading2"/>
       </w:pPr>
-      <w:bookmarkStart w:id="23" w:name="Xf175fecac851a6bf7267171413441acfdea17e0"/>
-      <w:r>
-        <w:t xml:space="preserve">PESTAÑAS (4) con filtros globales UN→GA→Categoría→Código</w:t>
-      </w:r>
-      <w:bookmarkEnd w:id="23"/>
-    </w:p>
-    <w:p>
-      <w:pPr>
-        <w:numPr>
-          <w:ilvl w:val="0"/>
-          <w:numId w:val="1002"/>
-        </w:numPr>
-        <w:pStyle w:val="Compact"/>
-      </w:pPr>
-      <w:r>
-        <w:t xml:space="preserve">Forecast: tabla por código (stock, meses) + 12 meses (stock I., meses I., compra, VP, stock F., meses F.) + panel IMPO por mes.</w:t>
-      </w:r>
-    </w:p>
-    <w:p>
-      <w:pPr>
-        <w:numPr>
-          <w:ilvl w:val="0"/>
-          <w:numId w:val="1002"/>
-        </w:numPr>
-        <w:pStyle w:val="Compact"/>
-      </w:pPr>
-      <w:r>
-        <w:t xml:space="preserve">Liquidación: sólo exceso positivo (método B). Segmentos Artículos / Stock-Meses / Unitario USD-% (Costo, CMM, Lista 1, Precio ponderado, PV mín.) / Total USD-% (Costo total, Ponderado total) / Contribución marginal % (colapsable). 3 gráficos de excedente (unidades/costo/precio ponderado). Preview + Excel (Contabilidad).</w:t>
-      </w:r>
-    </w:p>
-    <w:p>
-      <w:pPr>
-        <w:numPr>
-          <w:ilvl w:val="0"/>
-          <w:numId w:val="1002"/>
-        </w:numPr>
-        <w:pStyle w:val="Compact"/>
-      </w:pPr>
-      <w:r>
-        <w:t xml:space="preserve">Proyección VP: por mes VA c/stk, %, V.P. u, CMV, CMV/Vta, Venta $-USD + tendencia. Encabezado: TC editable, CMV (rojo), TVP (verde), píldora CMV/TVP %. Excel (Contabilidad).</w:t>
-      </w:r>
-    </w:p>
-    <w:p>
-      <w:pPr>
-        <w:numPr>
-          <w:ilvl w:val="0"/>
-          <w:numId w:val="1002"/>
-        </w:numPr>
-        <w:pStyle w:val="Compact"/>
-      </w:pPr>
-      <w:r>
-        <w:t xml:space="preserve">Histórico: VP proyectada de cada mes vs venta real (matriz meses × filas, VP/Real/Desv%) + Precisión general.</w:t>
-      </w:r>
-    </w:p>
-    <w:p>
-      <w:pPr>
-        <w:pStyle w:val="Heading2"/>
-      </w:pPr>
-      <w:bookmarkStart w:id="24" w:name="estructura-excel-forecast-hoja-forecast"/>
-      <w:r>
-        <w:t xml:space="preserve">ESTRUCTURA EXCEL FORECAST (hoja Forecast)</w:t>
-      </w:r>
-      <w:bookmarkEnd w:id="24"/>
-    </w:p>
-    <w:p>
-      <w:pPr>
-        <w:numPr>
-          <w:ilvl w:val="0"/>
-          <w:numId w:val="1003"/>
-        </w:numPr>
-        <w:pStyle w:val="Compact"/>
-      </w:pPr>
-      <w:r>
-        <w:t xml:space="preserve">Fila 3 = encabezados; datos por código desde la fila 6.</w:t>
-      </w:r>
-    </w:p>
-    <w:p>
-      <w:pPr>
-        <w:numPr>
-          <w:ilvl w:val="0"/>
-          <w:numId w:val="1003"/>
-        </w:numPr>
-        <w:pStyle w:val="Compact"/>
-      </w:pPr>
-      <w:r>
-        <w:t xml:space="preserve">Bloques mensuales stride 14 desde CJ (col 88): V.P. unidades = CJ+1; también Venta prom. base, Venta proy. USD (+4), Stock inicio (+5), Meses (+7), Cant. proyectada (+8), Cant. confirmada (+10).</w:t>
-      </w:r>
-    </w:p>
-    <w:p>
-      <w:pPr>
-        <w:numPr>
-          <w:ilvl w:val="0"/>
-          <w:numId w:val="1003"/>
-        </w:numPr>
-        <w:pStyle w:val="Compact"/>
-      </w:pPr>
-      <w:r>
-        <w:t xml:space="preserve">Identidad: UN=A, GA=B, Código=C, Categoría=F, Meses/Cat=H, Stock=BN, Meses=BO, Tendencia mensual=AN, Precio ponderado=AS.</w:t>
-      </w:r>
-    </w:p>
-    <w:p>
-      <w:pPr>
-        <w:numPr>
-          <w:ilvl w:val="0"/>
-          <w:numId w:val="1003"/>
-        </w:numPr>
-        <w:pStyle w:val="Compact"/>
-      </w:pPr>
-      <w:r>
-        <w:t xml:space="preserve">Estacionalidad/Evento/TC por mes en la fila 2 del bloque. Venta real por mes en AB–AM (SAP la baja negativa → usar valor absoluto; los meses se leen de la fila 3).</w:t>
-      </w:r>
-    </w:p>
-    <w:p>
-      <w:pPr>
-        <w:numPr>
-          <w:ilvl w:val="0"/>
-          <w:numId w:val="1003"/>
-        </w:numPr>
-        <w:pStyle w:val="Compact"/>
-      </w:pPr>
-      <w:r>
-        <w:t xml:space="preserve">Cada GA tiene 2 filas de encabezado con banner IMPO.</w:t>
-      </w:r>
-    </w:p>
-    <w:p>
-      <w:pPr>
-        <w:pStyle w:val="Heading2"/>
-      </w:pPr>
-      <w:bookmarkStart w:id="25" w:name="estructura-costos.xlsm-hoja-general"/>
-      <w:r>
-        <w:t xml:space="preserve">ESTRUCTURA COSTOS.xlsm (hoja General)</w:t>
-      </w:r>
-      <w:bookmarkEnd w:id="25"/>
-    </w:p>
-    <w:p>
-      <w:pPr>
-        <w:numPr>
-          <w:ilvl w:val="0"/>
-          <w:numId w:val="1004"/>
-        </w:numPr>
-        <w:pStyle w:val="Compact"/>
-      </w:pPr>
-      <w:r>
-        <w:t xml:space="preserve">Por código: Costo=AC, Lista actual=J, Moneda=I, CMM=F.</w:t>
-      </w:r>
-    </w:p>
-    <w:p>
-      <w:pPr>
-        <w:pStyle w:val="Heading2"/>
-      </w:pPr>
-      <w:bookmarkStart w:id="26" w:name="lógica-clave"/>
-      <w:r>
-        <w:t xml:space="preserve">LÓGICA CLAVE</w:t>
-      </w:r>
-      <w:bookmarkEnd w:id="26"/>
-    </w:p>
-    <w:p>
-      <w:pPr>
-        <w:numPr>
-          <w:ilvl w:val="0"/>
-          <w:numId w:val="1005"/>
-        </w:numPr>
-        <w:pStyle w:val="Compact"/>
-      </w:pPr>
-      <w:r>
-        <w:t xml:space="preserve">Liquidación (método B): Ideal u = suma de VP de los meses del Ideal; Exceso = Stock − ese ideal; factor ×N extiende el horizonte (ideal×N meses); sólo exceso &gt; 0.</w:t>
-      </w:r>
-    </w:p>
-    <w:p>
-      <w:pPr>
-        <w:numPr>
-          <w:ilvl w:val="0"/>
-          <w:numId w:val="1005"/>
-        </w:numPr>
-        <w:pStyle w:val="Compact"/>
-      </w:pPr>
-      <w:r>
-        <w:t xml:space="preserve">Contribución(d) = (Lista×(1−d)×0,7×0,93 − Costo)/(Lista×(1−d)×0,7). Dto Máx = mayor dto con contrib ≥ mín (def 10%). Dto Liq = Máx − gap (def 5%). PV mín = Lista×0,7×(1−Máx).</w:t>
-      </w:r>
-    </w:p>
-    <w:p>
-      <w:pPr>
-        <w:numPr>
-          <w:ilvl w:val="0"/>
-          <w:numId w:val="1005"/>
-        </w:numPr>
-        <w:pStyle w:val="Compact"/>
-      </w:pPr>
-      <w:r>
-        <w:t xml:space="preserve">Precio ponderado = Forecast AS. Costo total = Costo×Stock. Ponderado total = Precio ponderado×Stock.</w:t>
-      </w:r>
-    </w:p>
-    <w:p>
-      <w:pPr>
-        <w:numPr>
-          <w:ilvl w:val="0"/>
-          <w:numId w:val="1005"/>
-        </w:numPr>
-        <w:pStyle w:val="Compact"/>
-      </w:pPr>
-      <w:r>
-        <w:t xml:space="preserve">CMV = Costo × V.P. u. CMV/Vta = CMV/Venta. Header (pesos): CMV = CMV_imp×TC + CMV_dist; TVP = venta_imp×TC + venta_dist; CMV/TVP % = CMV/TVP.</w:t>
-      </w:r>
-    </w:p>
-    <w:p>
-      <w:pPr>
-        <w:numPr>
-          <w:ilvl w:val="0"/>
-          <w:numId w:val="1005"/>
-        </w:numPr>
-        <w:pStyle w:val="Compact"/>
-      </w:pPr>
-      <w:r>
-        <w:t xml:space="preserve">VA c/stk = valor tal cual de</w:t>
-      </w:r>
-      <w:r>
-        <w:t xml:space="preserve"> </w:t>
-      </w:r>
-      <w:r>
-        <w:t xml:space="preserve">“</w:t>
-      </w:r>
-      <w:r>
-        <w:t xml:space="preserve">V.Ajust. c/stock</w:t>
-      </w:r>
-      <w:r>
-        <w:t xml:space="preserve">”</w:t>
-      </w:r>
-      <w:r>
-        <w:t xml:space="preserve"> </w:t>
-      </w:r>
-      <w:r>
-        <w:t xml:space="preserve">(NO ×estacionalidad). % compara VA c/stk vs V.P. u (muestra</w:t>
-      </w:r>
-      <w:r>
-        <w:t xml:space="preserve"> </w:t>
-      </w:r>
-      <w:r>
-        <w:t xml:space="preserve">“</w:t>
-      </w:r>
-      <w:r>
-        <w:t xml:space="preserve">–</w:t>
-      </w:r>
-      <w:r>
-        <w:t xml:space="preserve">”</w:t>
-      </w:r>
-      <w:r>
-        <w:t xml:space="preserve"> </w:t>
-      </w:r>
-      <w:r>
-        <w:t xml:space="preserve">si son iguales).</w:t>
-      </w:r>
-    </w:p>
-    <w:p>
-      <w:pPr>
-        <w:numPr>
-          <w:ilvl w:val="0"/>
-          <w:numId w:val="1005"/>
-        </w:numPr>
-        <w:pStyle w:val="Compact"/>
-      </w:pPr>
-      <w:r>
-        <w:t xml:space="preserve">Histórico: VP del mes = CJ+1 de cada</w:t>
-      </w:r>
-      <w:r>
-        <w:t xml:space="preserve"> </w:t>
-      </w:r>
-      <w:r>
-        <w:t xml:space="preserve">“</w:t>
-      </w:r>
-      <w:r>
-        <w:t xml:space="preserve">Forecast MM-AA</w:t>
-      </w:r>
-      <w:r>
-        <w:t xml:space="preserve">”</w:t>
-      </w:r>
-      <w:r>
-        <w:t xml:space="preserve">; venta real = AB–AM del vivo (abs); match por código; cache en historico_vp.json (archivos congelados, se leen 1 vez). Desv% = (Real−VP)/VP; Precisión = 100 − Σ|Real−VP|/ΣVP.</w:t>
-      </w:r>
-    </w:p>
-    <w:p>
-      <w:pPr>
-        <w:numPr>
-          <w:ilvl w:val="0"/>
-          <w:numId w:val="1005"/>
-        </w:numPr>
-        <w:pStyle w:val="Compact"/>
-      </w:pPr>
-      <w:r>
-        <w:t xml:space="preserve">El generador NO pre-redondea (valores como en Excel). Excels en formato Contabilidad USD/$ (numérico).</w:t>
-      </w:r>
-    </w:p>
-    <w:p>
-      <w:pPr>
-        <w:pStyle w:val="Heading2"/>
-      </w:pPr>
-      <w:bookmarkStart w:id="27" w:name="reglas-de-trabajo-mías"/>
-      <w:r>
-        <w:t xml:space="preserve">REGLAS DE TRABAJO (mías)</w:t>
-      </w:r>
-      <w:bookmarkEnd w:id="27"/>
-    </w:p>
-    <w:p>
-      <w:pPr>
-        <w:numPr>
-          <w:ilvl w:val="0"/>
-          <w:numId w:val="1006"/>
-        </w:numPr>
-        <w:pStyle w:val="Compact"/>
-      </w:pPr>
-      <w:r>
-        <w:t xml:space="preserve">Respuestas concisas y claras; ofrecer opciones tipo checklist.</w:t>
-      </w:r>
-    </w:p>
-    <w:p>
-      <w:pPr>
-        <w:numPr>
-          <w:ilvl w:val="0"/>
-          <w:numId w:val="1006"/>
-        </w:numPr>
-        <w:pStyle w:val="Compact"/>
-      </w:pPr>
-      <w:r>
-        <w:t xml:space="preserve">Antes de construir algo grande, mostrar preview/mock y confirmar.</w:t>
-      </w:r>
-    </w:p>
-    <w:p>
-      <w:pPr>
-        <w:numPr>
-          <w:ilvl w:val="0"/>
-          <w:numId w:val="1006"/>
-        </w:numPr>
-        <w:pStyle w:val="Compact"/>
-      </w:pPr>
-      <w:r>
-        <w:t xml:space="preserve">Toda automatización debe poder enviarse por mail/WhatsApp (archivo).</w:t>
-      </w:r>
-    </w:p>
-    <w:p>
-      <w:pPr>
-        <w:numPr>
-          <w:ilvl w:val="0"/>
-          <w:numId w:val="1006"/>
-        </w:numPr>
-        <w:pStyle w:val="Compact"/>
-      </w:pPr>
-      <w:r>
-        <w:t xml:space="preserve">Validar los cambios visualmente antes de cerrar.</w:t>
-      </w:r>
-    </w:p>
-    <w:p>
-      <w:pPr>
-        <w:numPr>
-          <w:ilvl w:val="0"/>
-          <w:numId w:val="1006"/>
-        </w:numPr>
-        <w:pStyle w:val="Compact"/>
-      </w:pPr>
-      <w:r>
-        <w:t xml:space="preserve">Editar SIEMPRE la plantilla (no el HTML final); el .bat regenera. Al terminar cambios, actualizar Memoria/Prompt/Skills (PDF + Word) y el proyecto.</w:t>
+      <w:bookmarkStart w:id="29" w:name="reglas-de-trabajo"/>
+      <w:r>
+        <w:t xml:space="preserve">REGLAS DE TRABAJO</w:t>
+      </w:r>
+      <w:bookmarkEnd w:id="29"/>
+    </w:p>
+    <w:p>
+      <w:pPr>
+        <w:numPr>
+          <w:ilvl w:val="0"/>
+          <w:numId w:val="1007"/>
+        </w:numPr>
+        <w:pStyle w:val="Compact"/>
+      </w:pPr>
+      <w:r>
+        <w:t xml:space="preserve">Respuestas</w:t>
+      </w:r>
+      <w:r>
+        <w:t xml:space="preserve"> </w:t>
+      </w:r>
+      <w:r>
+        <w:rPr>
+          <w:b/>
+        </w:rPr>
+        <w:t xml:space="preserve">concisas y claras</w:t>
+      </w:r>
+      <w:r>
+        <w:t xml:space="preserve">; ofrecer</w:t>
+      </w:r>
+      <w:r>
+        <w:t xml:space="preserve"> </w:t>
+      </w:r>
+      <w:r>
+        <w:rPr>
+          <w:b/>
+        </w:rPr>
+        <w:t xml:space="preserve">opciones tipo checklist</w:t>
+      </w:r>
+      <w:r>
+        <w:t xml:space="preserve">.</w:t>
+      </w:r>
+    </w:p>
+    <w:p>
+      <w:pPr>
+        <w:numPr>
+          <w:ilvl w:val="0"/>
+          <w:numId w:val="1007"/>
+        </w:numPr>
+        <w:pStyle w:val="Compact"/>
+      </w:pPr>
+      <w:r>
+        <w:rPr>
+          <w:b/>
+        </w:rPr>
+        <w:t xml:space="preserve">Antes de construir algo grande, mostrar preview / confirmar.</w:t>
+      </w:r>
+    </w:p>
+    <w:p>
+      <w:pPr>
+        <w:numPr>
+          <w:ilvl w:val="0"/>
+          <w:numId w:val="1007"/>
+        </w:numPr>
+        <w:pStyle w:val="Compact"/>
+      </w:pPr>
+      <w:r>
+        <w:t xml:space="preserve">Toda automatización debe poder</w:t>
+      </w:r>
+      <w:r>
+        <w:t xml:space="preserve"> </w:t>
+      </w:r>
+      <w:r>
+        <w:rPr>
+          <w:b/>
+        </w:rPr>
+        <w:t xml:space="preserve">enviarse por mail/WhatsApp</w:t>
+      </w:r>
+      <w:r>
+        <w:t xml:space="preserve"> </w:t>
+      </w:r>
+      <w:r>
+        <w:t xml:space="preserve">(archivo).</w:t>
+      </w:r>
+    </w:p>
+    <w:p>
+      <w:pPr>
+        <w:numPr>
+          <w:ilvl w:val="0"/>
+          <w:numId w:val="1007"/>
+        </w:numPr>
+        <w:pStyle w:val="Compact"/>
+      </w:pPr>
+      <w:r>
+        <w:rPr>
+          <w:b/>
+        </w:rPr>
+        <w:t xml:space="preserve">Editar SIEMPRE la plantilla</w:t>
+      </w:r>
+      <w:r>
+        <w:t xml:space="preserve"> </w:t>
+      </w:r>
+      <w:r>
+        <w:t xml:space="preserve">(no el HTML final); regenerar con el .bat.</w:t>
+      </w:r>
+    </w:p>
+    <w:p>
+      <w:pPr>
+        <w:numPr>
+          <w:ilvl w:val="0"/>
+          <w:numId w:val="1007"/>
+        </w:numPr>
+        <w:pStyle w:val="Compact"/>
+      </w:pPr>
+      <w:r>
+        <w:rPr>
+          <w:b/>
+        </w:rPr>
+        <w:t xml:space="preserve">Validar los cambios visualmente</w:t>
+      </w:r>
+      <w:r>
+        <w:t xml:space="preserve"> </w:t>
+      </w:r>
+      <w:r>
+        <w:t xml:space="preserve">antes de cerrar.</w:t>
+      </w:r>
+    </w:p>
+    <w:p>
+      <w:pPr>
+        <w:numPr>
+          <w:ilvl w:val="0"/>
+          <w:numId w:val="1007"/>
+        </w:numPr>
+        <w:pStyle w:val="Compact"/>
+      </w:pPr>
+      <w:r>
+        <w:t xml:space="preserve">Al terminar cambios,</w:t>
+      </w:r>
+      <w:r>
+        <w:t xml:space="preserve"> </w:t>
+      </w:r>
+      <w:r>
+        <w:rPr>
+          <w:b/>
+        </w:rPr>
+        <w:t xml:space="preserve">actualizar Memoria / Prompt / Skills (PDF + Word)</w:t>
+      </w:r>
+      <w:r>
+        <w:t xml:space="preserve"> </w:t>
+      </w:r>
+      <w:r>
+        <w:t xml:space="preserve">y el proyecto.</w:t>
       </w:r>
     </w:p>
     <w:sectPr/>
@@ -761,118 +1367,6 @@
       </w:pPr>
     </w:lvl>
   </w:abstractNum>
-  <w:abstractNum w:abstractNumId="99411">
-    <w:nsid w:val="71315dca"/>
-    <w:multiLevelType w:val="multilevel"/>
-    <w:lvl w:ilvl="0">
-      <w:start w:val="1"/>
-      <w:numFmt w:val="decimal"/>
-      <w:lvlText w:val="%1."/>
-      <w:lvlJc w:val="left"/>
-      <w:pPr>
-        <w:tabs>
-          <w:tab w:val="num" w:pos="0"/>
-        </w:tabs>
-        <w:ind w:left="480" w:hanging="480"/>
-      </w:pPr>
-    </w:lvl>
-    <w:lvl w:ilvl="1">
-      <w:start w:val="1"/>
-      <w:numFmt w:val="decimal"/>
-      <w:lvlText w:val="%2."/>
-      <w:lvlJc w:val="left"/>
-      <w:pPr>
-        <w:tabs>
-          <w:tab w:val="num" w:pos="720"/>
-        </w:tabs>
-        <w:ind w:left="1200" w:hanging="480"/>
-      </w:pPr>
-    </w:lvl>
-    <w:lvl w:ilvl="2">
-      <w:start w:val="1"/>
-      <w:numFmt w:val="decimal"/>
-      <w:lvlText w:val="%3."/>
-      <w:lvlJc w:val="left"/>
-      <w:pPr>
-        <w:tabs>
-          <w:tab w:val="num" w:pos="1440"/>
-        </w:tabs>
-        <w:ind w:left="1920" w:hanging="480"/>
-      </w:pPr>
-    </w:lvl>
-    <w:lvl w:ilvl="3">
-      <w:start w:val="1"/>
-      <w:numFmt w:val="decimal"/>
-      <w:lvlText w:val="%4."/>
-      <w:lvlJc w:val="left"/>
-      <w:pPr>
-        <w:tabs>
-          <w:tab w:val="num" w:pos="2160"/>
-        </w:tabs>
-        <w:ind w:left="2640" w:hanging="480"/>
-      </w:pPr>
-    </w:lvl>
-    <w:lvl w:ilvl="4">
-      <w:start w:val="1"/>
-      <w:numFmt w:val="decimal"/>
-      <w:lvlText w:val="%5."/>
-      <w:lvlJc w:val="left"/>
-      <w:pPr>
-        <w:tabs>
-          <w:tab w:val="num" w:pos="2880"/>
-        </w:tabs>
-        <w:ind w:left="3360" w:hanging="480"/>
-      </w:pPr>
-    </w:lvl>
-    <w:lvl w:ilvl="5">
-      <w:start w:val="1"/>
-      <w:numFmt w:val="decimal"/>
-      <w:lvlText w:val="%6."/>
-      <w:lvlJc w:val="left"/>
-      <w:pPr>
-        <w:tabs>
-          <w:tab w:val="num" w:pos="3600"/>
-        </w:tabs>
-        <w:ind w:left="4080" w:hanging="480"/>
-      </w:pPr>
-    </w:lvl>
-    <w:lvl w:ilvl="6">
-      <w:start w:val="1"/>
-      <w:numFmt w:val="decimal"/>
-      <w:lvlText w:val="%7."/>
-      <w:lvlJc w:val="left"/>
-      <w:pPr>
-        <w:tabs>
-          <w:tab w:val="num" w:pos="4320"/>
-        </w:tabs>
-        <w:ind w:left="4800" w:hanging="480"/>
-      </w:pPr>
-    </w:lvl>
-    <w:lvl w:ilvl="7">
-      <w:start w:val="1"/>
-      <w:numFmt w:val="decimal"/>
-      <w:lvlText w:val="%8."/>
-      <w:lvlJc w:val="left"/>
-      <w:pPr>
-        <w:tabs>
-          <w:tab w:val="num" w:pos="5040"/>
-        </w:tabs>
-        <w:ind w:left="5520" w:hanging="480"/>
-      </w:pPr>
-    </w:lvl>
-    <w:lvl w:ilvl="8">
-      <w:start w:val="1"/>
-      <w:numFmt w:val="decimal"/>
-      <w:lvlText w:val="%9."/>
-      <w:lvlJc w:val="left"/>
-      <w:pPr>
-        <w:tabs>
-          <w:tab w:val="num" w:pos="5760"/>
-        </w:tabs>
-        <w:ind w:left="6240" w:hanging="480"/>
-      </w:pPr>
-    </w:lvl>
-  </w:abstractNum>
   <w:num w:numId="1000">
     <w:abstractNumId w:val="990"/>
   </w:num>
@@ -880,34 +1374,7 @@
     <w:abstractNumId w:val="991"/>
   </w:num>
   <w:num w:numId="1002">
-    <w:abstractNumId w:val="99411"/>
-    <w:lvlOverride w:ilvl="0">
-      <w:startOverride w:val="1"/>
-    </w:lvlOverride>
-    <w:lvlOverride w:ilvl="1">
-      <w:startOverride w:val="1"/>
-    </w:lvlOverride>
-    <w:lvlOverride w:ilvl="2">
-      <w:startOverride w:val="1"/>
-    </w:lvlOverride>
-    <w:lvlOverride w:ilvl="3">
-      <w:startOverride w:val="1"/>
-    </w:lvlOverride>
-    <w:lvlOverride w:ilvl="4">
-      <w:startOverride w:val="1"/>
-    </w:lvlOverride>
-    <w:lvlOverride w:ilvl="5">
-      <w:startOverride w:val="1"/>
-    </w:lvlOverride>
-    <w:lvlOverride w:ilvl="6">
-      <w:startOverride w:val="1"/>
-    </w:lvlOverride>
-    <w:lvlOverride w:ilvl="7">
-      <w:startOverride w:val="1"/>
-    </w:lvlOverride>
-    <w:lvlOverride w:ilvl="8">
-      <w:startOverride w:val="1"/>
-    </w:lvlOverride>
+    <w:abstractNumId w:val="991"/>
   </w:num>
   <w:num w:numId="1003">
     <w:abstractNumId w:val="991"/>
@@ -919,6 +1386,9 @@
     <w:abstractNumId w:val="991"/>
   </w:num>
   <w:num w:numId="1006">
+    <w:abstractNumId w:val="991"/>
+  </w:num>
+  <w:num w:numId="1007">
     <w:abstractNumId w:val="991"/>
   </w:num>
 </w:numbering>

--- a/Prompt/Prompt.docx
+++ b/Prompt/Prompt.docx
@@ -57,7 +57,7 @@
         <w:t xml:space="preserve"> </w:t>
       </w:r>
       <w:r>
-        <w:t xml:space="preserve">generado con Python a partir de tres fuentes Excel y publicado en</w:t>
+        <w:t xml:space="preserve">generado con Python a partir de fuentes Excel y publicado en</w:t>
       </w:r>
       <w:r>
         <w:t xml:space="preserve"> </w:t>
@@ -193,7 +193,7 @@
         <w:t xml:space="preserve"> </w:t>
       </w:r>
       <w:r>
-        <w:t xml:space="preserve">y "Venta_real*.xlsx", y produce el HTML. Uso:</w:t>
+        <w:t xml:space="preserve">y el archivo de venta real, y produce el HTML. Uso:</w:t>
       </w:r>
       <w:r>
         <w:t xml:space="preserve"> </w:t>
@@ -238,7 +238,7 @@
         <w:t xml:space="preserve"> </w:t>
       </w:r>
       <w:r>
-        <w:t xml:space="preserve">del propio dashboard (en el navegador, con formato idéntico al preview). No hay script aparte.</w:t>
+        <w:t xml:space="preserve">del propio dashboard (en el navegador, formato idéntico al preview). No hay script aparte.</w:t>
       </w:r>
     </w:p>
     <w:p>
@@ -276,6 +276,33 @@
       <w:r>
         <w:t xml:space="preserve">: regenera y hace push a GitHub Pages (doble clic).</w:t>
       </w:r>
+      <w:r>
+        <w:t xml:space="preserve"> </w:t>
+      </w:r>
+      <w:r>
+        <w:rPr>
+          <w:b/>
+        </w:rPr>
+        <w:t xml:space="preserve">.gitignore</w:t>
+      </w:r>
+      <w:r>
+        <w:t xml:space="preserve"> </w:t>
+      </w:r>
+      <w:r>
+        <w:t xml:space="preserve">excluye</w:t>
+      </w:r>
+      <w:r>
+        <w:t xml:space="preserve"> </w:t>
+      </w:r>
+      <w:r>
+        <w:rPr>
+          <w:rStyle w:val="VerbatimChar"/>
+        </w:rPr>
+        <w:t xml:space="preserve">__pycache__</w:t>
+      </w:r>
+      <w:r>
+        <w:t xml:space="preserve">.</w:t>
+      </w:r>
     </w:p>
     <w:p>
       <w:pPr>
@@ -383,7 +410,7 @@
         <w:rPr>
           <w:b/>
         </w:rPr>
-        <w:t xml:space="preserve">Venta real</w:t>
+        <w:t xml:space="preserve">Venta real (unidades)</w:t>
       </w:r>
       <w:r>
         <w:t xml:space="preserve"> </w:t>
@@ -428,7 +455,7 @@
         <w:pStyle w:val="Compact"/>
       </w:pPr>
       <w:r>
-        <w:t xml:space="preserve">Cada GA tiene 2 filas de encabezado con su banner IMPO (estado, número, disponible, cantidades, USD PI/CI).</w:t>
+        <w:t xml:space="preserve">Cada GA tiene 2 filas de encabezado con su banner IMPO.</w:t>
       </w:r>
     </w:p>
     <w:p>
@@ -450,22 +477,7 @@
         <w:pStyle w:val="Compact"/>
       </w:pPr>
       <w:r>
-        <w:t xml:space="preserve">Por código: Costo=AC, Lista actual (Lista 1)=J, Moneda=I, CMM=F (referencia),</w:t>
-      </w:r>
-      <w:r>
-        <w:t xml:space="preserve"> </w:t>
-      </w:r>
-      <w:r>
-        <w:rPr>
-          <w:b/>
-        </w:rPr>
-        <w:t xml:space="preserve">Q (col 17)</w:t>
-      </w:r>
-      <w:r>
-        <w:t xml:space="preserve"> </w:t>
-      </w:r>
-      <w:r>
-        <w:t xml:space="preserve">= lista nueva/futura.</w:t>
+        <w:t xml:space="preserve">Por código: Costo=AC, Lista actual (Lista 1)=J, Moneda=I, CMM=F (referencia), Q (col 17) = lista nueva/futura.</w:t>
       </w:r>
     </w:p>
     <w:p>
@@ -487,17 +499,267 @@
       <w:pPr>
         <w:pStyle w:val="Heading2"/>
       </w:pPr>
-      <w:bookmarkStart w:id="25" w:name="otras-fuentes"/>
+      <w:bookmarkStart w:id="25" w:name="archivo-de-venta-real-v.r.-mensual"/>
+      <w:r>
+        <w:t xml:space="preserve">ARCHIVO DE VENTA REAL (V.R. mensual)</w:t>
+      </w:r>
+      <w:bookmarkEnd w:id="25"/>
+    </w:p>
+    <w:p>
+      <w:pPr>
+        <w:numPr>
+          <w:ilvl w:val="0"/>
+          <w:numId w:val="1004"/>
+        </w:numPr>
+        <w:pStyle w:val="Compact"/>
+      </w:pPr>
+      <w:r>
+        <w:t xml:space="preserve">Alimenta la columna</w:t>
+      </w:r>
+      <w:r>
+        <w:t xml:space="preserve"> </w:t>
+      </w:r>
+      <w:r>
+        <w:rPr>
+          <w:b/>
+        </w:rPr>
+        <w:t xml:space="preserve">V.R. $-USD</w:t>
+      </w:r>
+      <w:r>
+        <w:t xml:space="preserve"> </w:t>
+      </w:r>
+      <w:r>
+        <w:t xml:space="preserve">del Histórico. Se arma desde</w:t>
+      </w:r>
+      <w:r>
+        <w:t xml:space="preserve"> </w:t>
+      </w:r>
+      <w:r>
+        <w:rPr>
+          <w:b/>
+        </w:rPr>
+        <w:t xml:space="preserve">Libro1.xlsx</w:t>
+      </w:r>
+      <w:r>
+        <w:t xml:space="preserve"> </w:t>
+      </w:r>
+      <w:r>
+        <w:t xml:space="preserve">(export de facturación SAP, línea por línea). Columnas: Fecha=G, Código=O, Grupo=P, Cantidad=Q, Total S/Desc.=U, TC=W.</w:t>
+      </w:r>
+    </w:p>
+    <w:p>
+      <w:pPr>
+        <w:numPr>
+          <w:ilvl w:val="0"/>
+          <w:numId w:val="1004"/>
+        </w:numPr>
+        <w:pStyle w:val="Compact"/>
+      </w:pPr>
+      <w:r>
+        <w:rPr>
+          <w:b/>
+        </w:rPr>
+        <w:t xml:space="preserve">Criterio (una sola columna $-USD):</w:t>
+      </w:r>
+      <w:r>
+        <w:t xml:space="preserve"> </w:t>
+      </w:r>
+      <w:r>
+        <w:t xml:space="preserve">TC &gt; 0 (Importados) →</w:t>
+      </w:r>
+      <w:r>
+        <w:t xml:space="preserve"> </w:t>
+      </w:r>
+      <w:r>
+        <w:rPr>
+          <w:b/>
+        </w:rPr>
+        <w:t xml:space="preserve">USD</w:t>
+      </w:r>
+      <w:r>
+        <w:t xml:space="preserve"> </w:t>
+      </w:r>
+      <w:r>
+        <w:t xml:space="preserve">= Total ÷ TC. TC = 0/vacío (Nacionales) →</w:t>
+      </w:r>
+      <w:r>
+        <w:t xml:space="preserve"> </w:t>
+      </w:r>
+      <w:r>
+        <w:rPr>
+          <w:b/>
+        </w:rPr>
+        <w:t xml:space="preserve">pesos</w:t>
+      </w:r>
+      <w:r>
+        <w:t xml:space="preserve"> </w:t>
+      </w:r>
+      <w:r>
+        <w:t xml:space="preserve">= Total tal cual.</w:t>
+      </w:r>
+    </w:p>
+    <w:p>
+      <w:pPr>
+        <w:numPr>
+          <w:ilvl w:val="0"/>
+          <w:numId w:val="1004"/>
+        </w:numPr>
+        <w:pStyle w:val="Compact"/>
+      </w:pPr>
+      <w:r>
+        <w:rPr>
+          <w:b/>
+        </w:rPr>
+        <w:t xml:space="preserve">Formato:</w:t>
+      </w:r>
+      <w:r>
+        <w:t xml:space="preserve"> </w:t>
+      </w:r>
+      <w:r>
+        <w:t xml:space="preserve">fila 1 = Grupo / Código / Cantidad tot. / VR $-USD + rótulo de mes; fila 2 = Cant / $-USD; datos desde fila 3.</w:t>
+      </w:r>
+    </w:p>
+    <w:p>
+      <w:pPr>
+        <w:numPr>
+          <w:ilvl w:val="0"/>
+          <w:numId w:val="1004"/>
+        </w:numPr>
+        <w:pStyle w:val="Compact"/>
+      </w:pPr>
+      <w:r>
+        <w:rPr>
+          <w:b/>
+        </w:rPr>
+        <w:t xml:space="preserve">Nombre:</w:t>
+      </w:r>
+      <w:r>
+        <w:t xml:space="preserve"> </w:t>
+      </w:r>
+      <w:r>
+        <w:t xml:space="preserve">el generador acepta</w:t>
+      </w:r>
+      <w:r>
+        <w:t xml:space="preserve"> </w:t>
+      </w:r>
+      <w:r>
+        <w:rPr>
+          <w:rStyle w:val="VerbatimChar"/>
+        </w:rPr>
+        <w:t xml:space="preserve">Venta_real*</w:t>
+      </w:r>
+      <w:r>
+        <w:t xml:space="preserve">,</w:t>
+      </w:r>
+      <w:r>
+        <w:t xml:space="preserve"> </w:t>
+      </w:r>
+      <w:r>
+        <w:rPr>
+          <w:rStyle w:val="VerbatimChar"/>
+        </w:rPr>
+        <w:t xml:space="preserve">Venta real*</w:t>
+      </w:r>
+      <w:r>
+        <w:t xml:space="preserve">,</w:t>
+      </w:r>
+      <w:r>
+        <w:t xml:space="preserve"> </w:t>
+      </w:r>
+      <w:r>
+        <w:rPr>
+          <w:rStyle w:val="VerbatimChar"/>
+        </w:rPr>
+        <w:t xml:space="preserve">V.R*</w:t>
+      </w:r>
+      <w:r>
+        <w:t xml:space="preserve">,</w:t>
+      </w:r>
+      <w:r>
+        <w:t xml:space="preserve"> </w:t>
+      </w:r>
+      <w:r>
+        <w:rPr>
+          <w:rStyle w:val="VerbatimChar"/>
+        </w:rPr>
+        <w:t xml:space="preserve">VR *</w:t>
+      </w:r>
+      <w:r>
+        <w:t xml:space="preserve">,</w:t>
+      </w:r>
+      <w:r>
+        <w:t xml:space="preserve"> </w:t>
+      </w:r>
+      <w:r>
+        <w:rPr>
+          <w:rStyle w:val="VerbatimChar"/>
+        </w:rPr>
+        <w:t xml:space="preserve">V R *</w:t>
+      </w:r>
+      <w:r>
+        <w:t xml:space="preserve">. La subcolumna de valor se detecta si su rótulo contiene</w:t>
+      </w:r>
+      <w:r>
+        <w:t xml:space="preserve"> </w:t>
+      </w:r>
+      <w:r>
+        <w:t xml:space="preserve">“</w:t>
+      </w:r>
+      <w:r>
+        <w:t xml:space="preserve">usd</w:t>
+      </w:r>
+      <w:r>
+        <w:t xml:space="preserve">”</w:t>
+      </w:r>
+      <w:r>
+        <w:t xml:space="preserve"> </w:t>
+      </w:r>
+      <w:r>
+        <w:t xml:space="preserve">(sirve</w:t>
+      </w:r>
+      <w:r>
+        <w:t xml:space="preserve"> </w:t>
+      </w:r>
+      <w:r>
+        <w:rPr>
+          <w:rStyle w:val="VerbatimChar"/>
+        </w:rPr>
+        <w:t xml:space="preserve">$-USD</w:t>
+      </w:r>
+      <w:r>
+        <w:t xml:space="preserve"> </w:t>
+      </w:r>
+      <w:r>
+        <w:t xml:space="preserve">o</w:t>
+      </w:r>
+      <w:r>
+        <w:t xml:space="preserve"> </w:t>
+      </w:r>
+      <w:r>
+        <w:rPr>
+          <w:rStyle w:val="VerbatimChar"/>
+        </w:rPr>
+        <w:t xml:space="preserve">USD</w:t>
+      </w:r>
+      <w:r>
+        <w:t xml:space="preserve">).</w:t>
+      </w:r>
+    </w:p>
+    <w:p>
+      <w:pPr>
+        <w:pStyle w:val="Heading2"/>
+      </w:pPr>
+      <w:bookmarkStart w:id="26" w:name="otras-fuentes"/>
       <w:r>
         <w:t xml:space="preserve">OTRAS FUENTES</w:t>
       </w:r>
-      <w:bookmarkEnd w:id="25"/>
-    </w:p>
-    <w:p>
-      <w:pPr>
-        <w:numPr>
-          <w:ilvl w:val="0"/>
-          <w:numId w:val="1004"/>
+      <w:bookmarkEnd w:id="26"/>
+    </w:p>
+    <w:p>
+      <w:pPr>
+        <w:numPr>
+          <w:ilvl w:val="0"/>
+          <w:numId w:val="1005"/>
         </w:numPr>
         <w:pStyle w:val="Compact"/>
       </w:pPr>
@@ -516,25 +778,13 @@
     </w:p>
     <w:p>
       <w:pPr>
-        <w:numPr>
-          <w:ilvl w:val="0"/>
-          <w:numId w:val="1004"/>
-        </w:numPr>
-        <w:pStyle w:val="Compact"/>
-      </w:pPr>
-      <w:r>
-        <w:t xml:space="preserve">**Venta_real*.xlsx**: venta real facturada por código y mes (USD) para la columna V.R. $-USD del Histórico.</w:t>
-      </w:r>
-    </w:p>
-    <w:p>
-      <w:pPr>
         <w:pStyle w:val="Heading2"/>
       </w:pPr>
-      <w:bookmarkStart w:id="26" w:name="pestañas"/>
+      <w:bookmarkStart w:id="27" w:name="pestañas"/>
       <w:r>
         <w:t xml:space="preserve">PESTAÑAS</w:t>
       </w:r>
-      <w:bookmarkEnd w:id="26"/>
+      <w:bookmarkEnd w:id="27"/>
     </w:p>
     <w:p>
       <w:pPr>
@@ -548,17 +798,17 @@
       <w:pPr>
         <w:pStyle w:val="Heading2"/>
       </w:pPr>
-      <w:bookmarkStart w:id="27" w:name="fórmulas-clave"/>
+      <w:bookmarkStart w:id="28" w:name="fórmulas-clave"/>
       <w:r>
         <w:t xml:space="preserve">FÓRMULAS CLAVE</w:t>
       </w:r>
-      <w:bookmarkEnd w:id="27"/>
-    </w:p>
-    <w:p>
-      <w:pPr>
-        <w:numPr>
-          <w:ilvl w:val="0"/>
-          <w:numId w:val="1005"/>
+      <w:bookmarkEnd w:id="28"/>
+    </w:p>
+    <w:p>
+      <w:pPr>
+        <w:numPr>
+          <w:ilvl w:val="0"/>
+          <w:numId w:val="1006"/>
         </w:numPr>
         <w:pStyle w:val="Compact"/>
       </w:pPr>
@@ -579,7 +829,7 @@
       <w:pPr>
         <w:numPr>
           <w:ilvl w:val="0"/>
-          <w:numId w:val="1005"/>
+          <w:numId w:val="1006"/>
         </w:numPr>
         <w:pStyle w:val="Compact"/>
       </w:pPr>
@@ -615,7 +865,7 @@
       <w:pPr>
         <w:numPr>
           <w:ilvl w:val="0"/>
-          <w:numId w:val="1005"/>
+          <w:numId w:val="1006"/>
         </w:numPr>
         <w:pStyle w:val="Compact"/>
       </w:pPr>
@@ -651,7 +901,7 @@
       <w:pPr>
         <w:numPr>
           <w:ilvl w:val="0"/>
-          <w:numId w:val="1005"/>
+          <w:numId w:val="1006"/>
         </w:numPr>
         <w:pStyle w:val="Compact"/>
       </w:pPr>
@@ -693,7 +943,7 @@
       <w:pPr>
         <w:numPr>
           <w:ilvl w:val="0"/>
-          <w:numId w:val="1005"/>
+          <w:numId w:val="1006"/>
         </w:numPr>
         <w:pStyle w:val="Compact"/>
       </w:pPr>
@@ -735,7 +985,7 @@
       <w:pPr>
         <w:numPr>
           <w:ilvl w:val="0"/>
-          <w:numId w:val="1005"/>
+          <w:numId w:val="1006"/>
         </w:numPr>
         <w:pStyle w:val="Compact"/>
       </w:pPr>
@@ -774,7 +1024,7 @@
       <w:pPr>
         <w:numPr>
           <w:ilvl w:val="0"/>
-          <w:numId w:val="1005"/>
+          <w:numId w:val="1006"/>
         </w:numPr>
         <w:pStyle w:val="Compact"/>
       </w:pPr>
@@ -788,86 +1038,48 @@
         <w:t xml:space="preserve"> </w:t>
       </w:r>
       <w:r>
-        <w:t xml:space="preserve">V.P.u=CJ+1 del archivo; V.R.u=AB–AM (abs); V.P.</w:t>
-      </w:r>
-      <m:oMath>
-        <m:r>
-          <m:t>=</m:t>
-        </m:r>
-        <m:r>
-          <m:t>M</m:t>
-        </m:r>
-        <m:r>
-          <m:t>I</m:t>
-        </m:r>
-        <m:r>
-          <m:t>X</m:t>
-        </m:r>
-        <m:r>
-          <m:t>×</m:t>
-        </m:r>
-        <m:r>
-          <m:t>V</m:t>
-        </m:r>
-        <m:r>
-          <m:t>.</m:t>
-        </m:r>
-        <m:r>
-          <m:t>P</m:t>
-        </m:r>
-        <m:r>
-          <m:t>.</m:t>
-        </m:r>
-        <m:r>
-          <m:t>u</m:t>
-        </m:r>
-        <m:r>
-          <m:t>;</m:t>
-        </m:r>
-        <m:r>
-          <m:t>V</m:t>
-        </m:r>
-        <m:r>
-          <m:t>.</m:t>
-        </m:r>
-        <m:r>
-          <m:t>R</m:t>
-        </m:r>
-        <m:r>
-          <m:t>.</m:t>
-        </m:r>
-      </m:oMath>
-      <w:r>
-        <w:t xml:space="preserve">=venta real facturada; %=(real−proy)/proy.</w:t>
+        <w:t xml:space="preserve">V.P.u=CJ+1 del archivo; V.R.u=AB–AM (abs); V.P.$=MIX×V.P.u;</w:t>
+      </w:r>
+      <w:r>
+        <w:t xml:space="preserve"> </w:t>
+      </w:r>
+      <w:r>
+        <w:rPr>
+          <w:b/>
+        </w:rPr>
+        <w:t xml:space="preserve">V.R.$-USD=venta real facturada (USD Importados / $ Nacionales)</w:t>
+      </w:r>
+      <w:r>
+        <w:t xml:space="preserve">; %=(real−proy)/proy.</w:t>
       </w:r>
     </w:p>
     <w:p>
       <w:pPr>
         <w:pStyle w:val="Heading2"/>
       </w:pPr>
-      <w:bookmarkStart w:id="28" w:name="convenciones-del-dashboard"/>
+      <w:bookmarkStart w:id="29" w:name="convenciones-del-dashboard"/>
       <w:r>
         <w:t xml:space="preserve">CONVENCIONES DEL DASHBOARD</w:t>
       </w:r>
-      <w:bookmarkEnd w:id="28"/>
-    </w:p>
-    <w:p>
-      <w:pPr>
-        <w:numPr>
-          <w:ilvl w:val="0"/>
-          <w:numId w:val="1006"/>
-        </w:numPr>
-        <w:pStyle w:val="Compact"/>
-      </w:pPr>
-      <w:r>
-        <w:t xml:space="preserve">Marca: navy #1a237e + amarillo #ffd600, logo Electroestrada, tipografía Segoe UI.</w:t>
-      </w:r>
-    </w:p>
-    <w:p>
-      <w:pPr>
-        <w:numPr>
-          <w:ilvl w:val="0"/>
-          <w:numId w:val="1006"/>
+      <w:bookmarkEnd w:id="29"/>
+    </w:p>
+    <w:p>
+      <w:pPr>
+        <w:numPr>
+          <w:ilvl w:val="0"/>
+          <w:numId w:val="1007"/>
+        </w:numPr>
+        <w:pStyle w:val="Compact"/>
+      </w:pPr>
+      <w:r>
+        <w:t xml:space="preserve">Marca: navy #1a237e + amarillo #ffd600, logo Electroestrada, Segoe UI.</w:t>
+      </w:r>
+    </w:p>
+    <w:p>
+      <w:pPr>
+        <w:numPr>
+          <w:ilvl w:val="0"/>
+          <w:numId w:val="1007"/>
         </w:numPr>
         <w:pStyle w:val="Compact"/>
       </w:pPr>
@@ -887,7 +1099,7 @@
         <w:t xml:space="preserve"> </w:t>
       </w:r>
       <w:r>
-        <w:t xml:space="preserve">entre encabezado y datos. El segmento</w:t>
+        <w:t xml:space="preserve">entre encabezado y datos. Segmento</w:t>
       </w:r>
       <w:r>
         <w:t xml:space="preserve"> </w:t>
@@ -902,14 +1114,14 @@
         <w:t xml:space="preserve"> </w:t>
       </w:r>
       <w:r>
-        <w:t xml:space="preserve">va invertido (amarillo, letra azul).</w:t>
-      </w:r>
-    </w:p>
-    <w:p>
-      <w:pPr>
-        <w:numPr>
-          <w:ilvl w:val="0"/>
-          <w:numId w:val="1006"/>
+        <w:t xml:space="preserve">invertido (amarillo, letra azul).</w:t>
+      </w:r>
+    </w:p>
+    <w:p>
+      <w:pPr>
+        <w:numPr>
+          <w:ilvl w:val="0"/>
+          <w:numId w:val="1007"/>
         </w:numPr>
         <w:pStyle w:val="Compact"/>
       </w:pPr>
@@ -930,7 +1142,7 @@
       <w:pPr>
         <w:numPr>
           <w:ilvl w:val="0"/>
-          <w:numId w:val="1006"/>
+          <w:numId w:val="1007"/>
         </w:numPr>
         <w:pStyle w:val="Compact"/>
       </w:pPr>
@@ -964,31 +1176,19 @@
     </w:p>
     <w:p>
       <w:pPr>
-        <w:numPr>
-          <w:ilvl w:val="0"/>
-          <w:numId w:val="1006"/>
-        </w:numPr>
-        <w:pStyle w:val="Compact"/>
-      </w:pPr>
-      <w:r>
-        <w:t xml:space="preserve">Al regenerar, la 1ª vez que aparece un mes nuevo tarda; después es rápido (cache).</w:t>
-      </w:r>
-    </w:p>
-    <w:p>
-      <w:pPr>
         <w:pStyle w:val="Heading2"/>
       </w:pPr>
-      <w:bookmarkStart w:id="29" w:name="reglas-de-trabajo"/>
+      <w:bookmarkStart w:id="30" w:name="reglas-de-trabajo"/>
       <w:r>
         <w:t xml:space="preserve">REGLAS DE TRABAJO</w:t>
       </w:r>
-      <w:bookmarkEnd w:id="29"/>
-    </w:p>
-    <w:p>
-      <w:pPr>
-        <w:numPr>
-          <w:ilvl w:val="0"/>
-          <w:numId w:val="1007"/>
+      <w:bookmarkEnd w:id="30"/>
+    </w:p>
+    <w:p>
+      <w:pPr>
+        <w:numPr>
+          <w:ilvl w:val="0"/>
+          <w:numId w:val="1008"/>
         </w:numPr>
         <w:pStyle w:val="Compact"/>
       </w:pPr>
@@ -1024,7 +1224,7 @@
       <w:pPr>
         <w:numPr>
           <w:ilvl w:val="0"/>
-          <w:numId w:val="1007"/>
+          <w:numId w:val="1008"/>
         </w:numPr>
         <w:pStyle w:val="Compact"/>
       </w:pPr>
@@ -1039,7 +1239,7 @@
       <w:pPr>
         <w:numPr>
           <w:ilvl w:val="0"/>
-          <w:numId w:val="1007"/>
+          <w:numId w:val="1008"/>
         </w:numPr>
         <w:pStyle w:val="Compact"/>
       </w:pPr>
@@ -1066,7 +1266,7 @@
       <w:pPr>
         <w:numPr>
           <w:ilvl w:val="0"/>
-          <w:numId w:val="1007"/>
+          <w:numId w:val="1008"/>
         </w:numPr>
         <w:pStyle w:val="Compact"/>
       </w:pPr>
@@ -1087,7 +1287,7 @@
       <w:pPr>
         <w:numPr>
           <w:ilvl w:val="0"/>
-          <w:numId w:val="1007"/>
+          <w:numId w:val="1008"/>
         </w:numPr>
         <w:pStyle w:val="Compact"/>
       </w:pPr>
@@ -1108,7 +1308,7 @@
       <w:pPr>
         <w:numPr>
           <w:ilvl w:val="0"/>
-          <w:numId w:val="1007"/>
+          <w:numId w:val="1008"/>
         </w:numPr>
         <w:pStyle w:val="Compact"/>
       </w:pPr>
@@ -1389,6 +1589,9 @@
     <w:abstractNumId w:val="991"/>
   </w:num>
   <w:num w:numId="1007">
+    <w:abstractNumId w:val="991"/>
+  </w:num>
+  <w:num w:numId="1008">
     <w:abstractNumId w:val="991"/>
   </w:num>
 </w:numbering>
